--- a/Documentation/FSD/FSD_MasterData_MAVEN_v1.0.docx
+++ b/Documentation/FSD/FSD_MasterData_MAVEN_v1.0.docx
@@ -326,8 +326,6 @@
           <w:szCs w:val="36"/>
         </w:rPr>
       </w:pPr>
-      <w:bookmarkStart w:id="2" w:name="_GoBack"/>
-      <w:bookmarkEnd w:id="2"/>
       <w:r>
         <w:rPr>
           <w:rFonts w:cs="Calibri"/>
@@ -1201,10 +1199,7 @@
           </w:tcPr>
           <w:p>
             <w:r>
-              <w:t xml:space="preserve">SHP </w:t>
-            </w:r>
-            <w:r>
-              <w:t>Accounting</w:t>
+              <w:t>SHP Accounting</w:t>
             </w:r>
           </w:p>
         </w:tc>
@@ -1582,7 +1577,7 @@
                 <w:noProof/>
                 <w:webHidden/>
               </w:rPr>
-              <w:t>6</w:t>
+              <w:t>5</w:t>
             </w:r>
             <w:r>
               <w:rPr>
@@ -1652,7 +1647,7 @@
                 <w:noProof/>
                 <w:webHidden/>
               </w:rPr>
-              <w:t>6</w:t>
+              <w:t>5</w:t>
             </w:r>
             <w:r>
               <w:rPr>
@@ -1722,7 +1717,7 @@
                 <w:noProof/>
                 <w:webHidden/>
               </w:rPr>
-              <w:t>6</w:t>
+              <w:t>5</w:t>
             </w:r>
             <w:r>
               <w:rPr>
@@ -1792,7 +1787,7 @@
                 <w:noProof/>
                 <w:webHidden/>
               </w:rPr>
-              <w:t>6</w:t>
+              <w:t>5</w:t>
             </w:r>
             <w:r>
               <w:rPr>
@@ -1862,7 +1857,7 @@
                 <w:noProof/>
                 <w:webHidden/>
               </w:rPr>
-              <w:t>7</w:t>
+              <w:t>6</w:t>
             </w:r>
             <w:r>
               <w:rPr>
@@ -1932,7 +1927,7 @@
                 <w:noProof/>
                 <w:webHidden/>
               </w:rPr>
-              <w:t>8</w:t>
+              <w:t>7</w:t>
             </w:r>
             <w:r>
               <w:rPr>
@@ -2002,7 +1997,7 @@
                 <w:noProof/>
                 <w:webHidden/>
               </w:rPr>
-              <w:t>8</w:t>
+              <w:t>7</w:t>
             </w:r>
             <w:r>
               <w:rPr>
@@ -2072,7 +2067,7 @@
                 <w:noProof/>
                 <w:webHidden/>
               </w:rPr>
-              <w:t>8</w:t>
+              <w:t>7</w:t>
             </w:r>
             <w:r>
               <w:rPr>
@@ -2142,7 +2137,7 @@
                 <w:noProof/>
                 <w:webHidden/>
               </w:rPr>
-              <w:t>9</w:t>
+              <w:t>8</w:t>
             </w:r>
             <w:r>
               <w:rPr>
@@ -2212,7 +2207,7 @@
                 <w:noProof/>
                 <w:webHidden/>
               </w:rPr>
-              <w:t>10</w:t>
+              <w:t>9</w:t>
             </w:r>
             <w:r>
               <w:rPr>
@@ -2282,7 +2277,7 @@
                 <w:noProof/>
                 <w:webHidden/>
               </w:rPr>
-              <w:t>11</w:t>
+              <w:t>10</w:t>
             </w:r>
             <w:r>
               <w:rPr>
@@ -2352,7 +2347,7 @@
                 <w:noProof/>
                 <w:webHidden/>
               </w:rPr>
-              <w:t>11</w:t>
+              <w:t>10</w:t>
             </w:r>
             <w:r>
               <w:rPr>
@@ -2422,7 +2417,7 @@
                 <w:noProof/>
                 <w:webHidden/>
               </w:rPr>
-              <w:t>12</w:t>
+              <w:t>11</w:t>
             </w:r>
             <w:r>
               <w:rPr>
@@ -2492,7 +2487,7 @@
                 <w:noProof/>
                 <w:webHidden/>
               </w:rPr>
-              <w:t>13</w:t>
+              <w:t>12</w:t>
             </w:r>
             <w:r>
               <w:rPr>
@@ -2562,7 +2557,7 @@
                 <w:noProof/>
                 <w:webHidden/>
               </w:rPr>
-              <w:t>14</w:t>
+              <w:t>13</w:t>
             </w:r>
             <w:r>
               <w:rPr>
@@ -2632,7 +2627,7 @@
                 <w:noProof/>
                 <w:webHidden/>
               </w:rPr>
-              <w:t>14</w:t>
+              <w:t>13</w:t>
             </w:r>
             <w:r>
               <w:rPr>
@@ -2702,7 +2697,7 @@
                 <w:noProof/>
                 <w:webHidden/>
               </w:rPr>
-              <w:t>15</w:t>
+              <w:t>14</w:t>
             </w:r>
             <w:r>
               <w:rPr>
@@ -2772,7 +2767,7 @@
                 <w:noProof/>
                 <w:webHidden/>
               </w:rPr>
-              <w:t>15</w:t>
+              <w:t>14</w:t>
             </w:r>
             <w:r>
               <w:rPr>
@@ -2842,7 +2837,7 @@
                 <w:noProof/>
                 <w:webHidden/>
               </w:rPr>
-              <w:t>16</w:t>
+              <w:t>15</w:t>
             </w:r>
             <w:r>
               <w:rPr>
@@ -2873,6 +2868,8 @@
               </w:rPr>
               <w:t>4.3 Tombol Aksi — Form</w:t>
             </w:r>
+            <w:bookmarkStart w:id="2" w:name="_GoBack"/>
+            <w:bookmarkEnd w:id="2"/>
             <w:r>
               <w:rPr>
                 <w:noProof/>
@@ -2912,7 +2909,7 @@
                 <w:noProof/>
                 <w:webHidden/>
               </w:rPr>
-              <w:t>17</w:t>
+              <w:t>16</w:t>
             </w:r>
             <w:r>
               <w:rPr>
@@ -2982,7 +2979,7 @@
                 <w:noProof/>
                 <w:webHidden/>
               </w:rPr>
-              <w:t>17</w:t>
+              <w:t>16</w:t>
             </w:r>
             <w:r>
               <w:rPr>
@@ -3052,7 +3049,7 @@
                 <w:noProof/>
                 <w:webHidden/>
               </w:rPr>
-              <w:t>18</w:t>
+              <w:t>17</w:t>
             </w:r>
             <w:r>
               <w:rPr>
@@ -3122,7 +3119,7 @@
                 <w:noProof/>
                 <w:webHidden/>
               </w:rPr>
-              <w:t>18</w:t>
+              <w:t>17</w:t>
             </w:r>
             <w:r>
               <w:rPr>
@@ -3192,7 +3189,7 @@
                 <w:noProof/>
                 <w:webHidden/>
               </w:rPr>
-              <w:t>19</w:t>
+              <w:t>18</w:t>
             </w:r>
             <w:r>
               <w:rPr>
@@ -3262,7 +3259,7 @@
                 <w:noProof/>
                 <w:webHidden/>
               </w:rPr>
-              <w:t>19</w:t>
+              <w:t>18</w:t>
             </w:r>
             <w:r>
               <w:rPr>
@@ -3332,7 +3329,7 @@
                 <w:noProof/>
                 <w:webHidden/>
               </w:rPr>
-              <w:t>19</w:t>
+              <w:t>18</w:t>
             </w:r>
             <w:r>
               <w:rPr>
@@ -3402,7 +3399,7 @@
                 <w:noProof/>
                 <w:webHidden/>
               </w:rPr>
-              <w:t>20</w:t>
+              <w:t>19</w:t>
             </w:r>
             <w:r>
               <w:rPr>
@@ -3472,7 +3469,7 @@
                 <w:noProof/>
                 <w:webHidden/>
               </w:rPr>
-              <w:t>21</w:t>
+              <w:t>20</w:t>
             </w:r>
             <w:r>
               <w:rPr>
@@ -3542,7 +3539,7 @@
                 <w:noProof/>
                 <w:webHidden/>
               </w:rPr>
-              <w:t>22</w:t>
+              <w:t>21</w:t>
             </w:r>
             <w:r>
               <w:rPr>
@@ -3612,7 +3609,7 @@
                 <w:noProof/>
                 <w:webHidden/>
               </w:rPr>
-              <w:t>23</w:t>
+              <w:t>22</w:t>
             </w:r>
             <w:r>
               <w:rPr>
@@ -3682,7 +3679,7 @@
                 <w:noProof/>
                 <w:webHidden/>
               </w:rPr>
-              <w:t>23</w:t>
+              <w:t>22</w:t>
             </w:r>
             <w:r>
               <w:rPr>
@@ -3752,7 +3749,7 @@
                 <w:noProof/>
                 <w:webHidden/>
               </w:rPr>
-              <w:t>23</w:t>
+              <w:t>22</w:t>
             </w:r>
             <w:r>
               <w:rPr>
@@ -3822,7 +3819,7 @@
                 <w:noProof/>
                 <w:webHidden/>
               </w:rPr>
-              <w:t>24</w:t>
+              <w:t>23</w:t>
             </w:r>
             <w:r>
               <w:rPr>
@@ -3892,7 +3889,7 @@
                 <w:noProof/>
                 <w:webHidden/>
               </w:rPr>
-              <w:t>24</w:t>
+              <w:t>23</w:t>
             </w:r>
             <w:r>
               <w:rPr>
@@ -3962,7 +3959,7 @@
                 <w:noProof/>
                 <w:webHidden/>
               </w:rPr>
-              <w:t>25</w:t>
+              <w:t>24</w:t>
             </w:r>
             <w:r>
               <w:rPr>
@@ -4032,7 +4029,7 @@
                 <w:noProof/>
                 <w:webHidden/>
               </w:rPr>
-              <w:t>27</w:t>
+              <w:t>26</w:t>
             </w:r>
             <w:r>
               <w:rPr>
@@ -4102,7 +4099,7 @@
                 <w:noProof/>
                 <w:webHidden/>
               </w:rPr>
-              <w:t>28</w:t>
+              <w:t>27</w:t>
             </w:r>
             <w:r>
               <w:rPr>
@@ -4172,7 +4169,7 @@
                 <w:noProof/>
                 <w:webHidden/>
               </w:rPr>
-              <w:t>28</w:t>
+              <w:t>27</w:t>
             </w:r>
             <w:r>
               <w:rPr>
@@ -4242,7 +4239,7 @@
                 <w:noProof/>
                 <w:webHidden/>
               </w:rPr>
-              <w:t>28</w:t>
+              <w:t>27</w:t>
             </w:r>
             <w:r>
               <w:rPr>
@@ -4312,7 +4309,7 @@
                 <w:noProof/>
                 <w:webHidden/>
               </w:rPr>
-              <w:t>29</w:t>
+              <w:t>28</w:t>
             </w:r>
             <w:r>
               <w:rPr>
@@ -4382,7 +4379,7 @@
                 <w:noProof/>
                 <w:webHidden/>
               </w:rPr>
-              <w:t>31</w:t>
+              <w:t>30</w:t>
             </w:r>
             <w:r>
               <w:rPr>
@@ -4452,7 +4449,7 @@
                 <w:noProof/>
                 <w:webHidden/>
               </w:rPr>
-              <w:t>32</w:t>
+              <w:t>31</w:t>
             </w:r>
             <w:r>
               <w:rPr>
@@ -4522,7 +4519,7 @@
                 <w:noProof/>
                 <w:webHidden/>
               </w:rPr>
-              <w:t>32</w:t>
+              <w:t>31</w:t>
             </w:r>
             <w:r>
               <w:rPr>
@@ -4592,7 +4589,7 @@
                 <w:noProof/>
                 <w:webHidden/>
               </w:rPr>
-              <w:t>35</w:t>
+              <w:t>34</w:t>
             </w:r>
             <w:r>
               <w:rPr>
@@ -4662,7 +4659,7 @@
                 <w:noProof/>
                 <w:webHidden/>
               </w:rPr>
-              <w:t>35</w:t>
+              <w:t>34</w:t>
             </w:r>
             <w:r>
               <w:rPr>
@@ -4732,7 +4729,7 @@
                 <w:noProof/>
                 <w:webHidden/>
               </w:rPr>
-              <w:t>36</w:t>
+              <w:t>35</w:t>
             </w:r>
             <w:r>
               <w:rPr>
@@ -4802,7 +4799,7 @@
                 <w:noProof/>
                 <w:webHidden/>
               </w:rPr>
-              <w:t>37</w:t>
+              <w:t>36</w:t>
             </w:r>
             <w:r>
               <w:rPr>
@@ -4872,7 +4869,7 @@
                 <w:noProof/>
                 <w:webHidden/>
               </w:rPr>
-              <w:t>37</w:t>
+              <w:t>36</w:t>
             </w:r>
             <w:r>
               <w:rPr>
@@ -4942,7 +4939,7 @@
                 <w:noProof/>
                 <w:webHidden/>
               </w:rPr>
-              <w:t>37</w:t>
+              <w:t>36</w:t>
             </w:r>
             <w:r>
               <w:rPr>
@@ -5012,7 +5009,7 @@
                 <w:noProof/>
                 <w:webHidden/>
               </w:rPr>
-              <w:t>37</w:t>
+              <w:t>36</w:t>
             </w:r>
             <w:r>
               <w:rPr>
@@ -5055,8 +5052,8 @@
       <w:pPr>
         <w:pStyle w:val="Heading3"/>
       </w:pPr>
-      <w:bookmarkStart w:id="5" w:name="latar-belakang"/>
-      <w:bookmarkStart w:id="6" w:name="_Toc236123871"/>
+      <w:bookmarkStart w:id="5" w:name="_Toc236123871"/>
+      <w:bookmarkStart w:id="6" w:name="latar-belakang"/>
       <w:r>
         <w:rPr>
           <w:rFonts w:ascii="Calibri" w:hAnsi="Calibri" w:cs="Calibri"/>
@@ -5064,7 +5061,7 @@
         </w:rPr>
         <w:t>1.1 Latar Belakang</w:t>
       </w:r>
-      <w:bookmarkEnd w:id="6"/>
+      <w:bookmarkEnd w:id="5"/>
     </w:p>
     <w:p>
       <w:r>
@@ -5085,13 +5082,7 @@
         <w:rPr>
           <w:rFonts w:cs="Calibri"/>
         </w:rPr>
-        <w:t xml:space="preserve"> </w:t>
-      </w:r>
-      <w:r>
-        <w:rPr>
-          <w:rFonts w:cs="Calibri"/>
-        </w:rPr>
-        <w:t xml:space="preserve">membutuhkan daftar Subdist yang ikut program, relasi </w:t>
+        <w:t xml:space="preserve"> membutuhkan daftar Subdist yang ikut program, relasi </w:t>
       </w:r>
       <w:r>
         <w:rPr>
@@ -5133,13 +5124,7 @@
         <w:rPr>
           <w:rFonts w:cs="Calibri"/>
         </w:rPr>
-        <w:t>, sementara kode Branch EPM dipakai juga untuk mencocokkan data pantau</w:t>
-      </w:r>
-      <w:r>
-        <w:rPr>
-          <w:rFonts w:cs="Calibri"/>
-        </w:rPr>
-        <w:t>an Claim EPM.</w:t>
+        <w:t>, sementara kode Branch EPM dipakai juga untuk mencocokkan data pantauan Claim EPM.</w:t>
       </w:r>
     </w:p>
     <w:p>
@@ -5178,13 +5163,7 @@
         <w:rPr>
           <w:rFonts w:cs="Calibri"/>
         </w:rPr>
-        <w:t xml:space="preserve"> menjadi pusat setting master tersebu</w:t>
-      </w:r>
-      <w:r>
-        <w:rPr>
-          <w:rFonts w:cs="Calibri"/>
-        </w:rPr>
-        <w:t>t.</w:t>
+        <w:t xml:space="preserve"> menjadi pusat setting master tersebut.</w:t>
       </w:r>
     </w:p>
     <w:p>
@@ -5230,8 +5209,8 @@
       <w:pPr>
         <w:pStyle w:val="Heading3"/>
       </w:pPr>
-      <w:bookmarkStart w:id="7" w:name="tujuan-dokumen"/>
-      <w:bookmarkStart w:id="8" w:name="_Toc236123872"/>
+      <w:bookmarkStart w:id="7" w:name="_Toc236123872"/>
+      <w:bookmarkStart w:id="8" w:name="tujuan-dokumen"/>
       <w:bookmarkEnd w:id="1"/>
       <w:r>
         <w:rPr>
@@ -5240,7 +5219,7 @@
         </w:rPr>
         <w:t>1.2 Tujuan Dokumen</w:t>
       </w:r>
-      <w:bookmarkEnd w:id="8"/>
+      <w:bookmarkEnd w:id="7"/>
     </w:p>
     <w:p>
       <w:r>
@@ -5261,13 +5240,7 @@
         <w:rPr>
           <w:rFonts w:cs="Calibri"/>
         </w:rPr>
-        <w:t xml:space="preserve">Menjelaskan </w:t>
-      </w:r>
-      <w:r>
-        <w:rPr>
-          <w:rFonts w:cs="Calibri"/>
-        </w:rPr>
-        <w:t>fungsionalitas lengkap modul Mapping Subdist di sistem MAVEN.</w:t>
+        <w:t>Menjelaskan fungsionalitas lengkap modul Mapping Subdist di sistem MAVEN.</w:t>
       </w:r>
     </w:p>
     <w:p>
@@ -5323,21 +5296,15 @@
         <w:rPr>
           <w:rFonts w:cs="Calibri"/>
         </w:rPr>
-        <w:t>Menjadi bahan approval dan serah terima fitur kepada</w:t>
-      </w:r>
-      <w:r>
-        <w:rPr>
-          <w:rFonts w:cs="Calibri"/>
-        </w:rPr>
-        <w:t xml:space="preserve"> stakeholder bisnis.</w:t>
+        <w:t>Menjadi bahan approval dan serah terima fitur kepada stakeholder bisnis.</w:t>
       </w:r>
     </w:p>
     <w:p>
       <w:pPr>
         <w:pStyle w:val="Heading3"/>
       </w:pPr>
-      <w:bookmarkStart w:id="9" w:name="ruang-lingkup"/>
-      <w:bookmarkStart w:id="10" w:name="_Toc236123873"/>
+      <w:bookmarkStart w:id="9" w:name="_Toc236123873"/>
+      <w:bookmarkStart w:id="10" w:name="ruang-lingkup"/>
       <w:r>
         <w:rPr>
           <w:rFonts w:ascii="Calibri" w:hAnsi="Calibri" w:cs="Calibri"/>
@@ -5345,7 +5312,7 @@
         </w:rPr>
         <w:t>1.3 Ruang Lingkup</w:t>
       </w:r>
-      <w:bookmarkEnd w:id="10"/>
+      <w:bookmarkEnd w:id="9"/>
     </w:p>
     <w:p>
       <w:r>
@@ -5418,13 +5385,7 @@
         <w:rPr>
           <w:rFonts w:cs="Calibri"/>
         </w:rPr>
-        <w:t xml:space="preserve"> </w:t>
-      </w:r>
-      <w:r>
-        <w:rPr>
-          <w:rFonts w:cs="Calibri"/>
-        </w:rPr>
-        <w:t>— tautkan / lepas child (termasuk periode historis + koreksi BI mock).</w:t>
+        <w:t xml:space="preserve"> — tautkan / lepas child (termasuk periode historis + koreksi BI mock).</w:t>
       </w:r>
     </w:p>
     <w:p>
@@ -5710,16 +5671,7 @@
                 <w:bCs/>
                 <w:sz w:val="18"/>
               </w:rPr>
-              <w:t>tidak ad</w:t>
-            </w:r>
-            <w:r>
-              <w:rPr>
-                <w:rFonts w:cs="Calibri"/>
-                <w:b/>
-                <w:bCs/>
-                <w:sz w:val="18"/>
-              </w:rPr>
-              <w:t>a</w:t>
+              <w:t>tidak ada</w:t>
             </w:r>
             <w:r>
               <w:rPr>
@@ -5912,8 +5864,8 @@
       <w:pPr>
         <w:pStyle w:val="Heading3"/>
       </w:pPr>
-      <w:bookmarkStart w:id="11" w:name="stakeholder"/>
-      <w:bookmarkStart w:id="12" w:name="_Toc236123874"/>
+      <w:bookmarkStart w:id="11" w:name="_Toc236123874"/>
+      <w:bookmarkStart w:id="12" w:name="stakeholder"/>
       <w:bookmarkEnd w:id="3"/>
       <w:r>
         <w:rPr>
@@ -5922,7 +5874,7 @@
         </w:rPr>
         <w:t>1.4 Stakeholder</w:t>
       </w:r>
-      <w:bookmarkEnd w:id="12"/>
+      <w:bookmarkEnd w:id="11"/>
     </w:p>
     <w:tbl>
       <w:tblPr>
@@ -6452,8 +6404,8 @@
     </w:p>
     <w:p>
       <w:bookmarkStart w:id="13" w:name="business-flow"/>
-      <w:bookmarkEnd w:id="5"/>
-      <w:bookmarkEnd w:id="7"/>
+      <w:bookmarkEnd w:id="6"/>
+      <w:bookmarkEnd w:id="8"/>
       <w:r>
         <w:br w:type="page"/>
       </w:r>
@@ -6477,8 +6429,8 @@
       <w:pPr>
         <w:pStyle w:val="Heading3"/>
       </w:pPr>
-      <w:bookmarkStart w:id="15" w:name="konteks-bisnis"/>
-      <w:bookmarkStart w:id="16" w:name="_Toc236123876"/>
+      <w:bookmarkStart w:id="15" w:name="_Toc236123876"/>
+      <w:bookmarkStart w:id="16" w:name="konteks-bisnis"/>
       <w:r>
         <w:rPr>
           <w:rFonts w:ascii="Calibri" w:hAnsi="Calibri" w:cs="Calibri"/>
@@ -6486,7 +6438,7 @@
         </w:rPr>
         <w:t>2.1 Konteks Bisnis</w:t>
       </w:r>
-      <w:bookmarkEnd w:id="16"/>
+      <w:bookmarkEnd w:id="15"/>
     </w:p>
     <w:p>
       <w:r>
@@ -6533,9 +6485,9 @@
       <w:pPr>
         <w:pStyle w:val="Heading3"/>
       </w:pPr>
-      <w:bookmarkStart w:id="17" w:name="alur-utama-kelola-parent-mapping"/>
-      <w:bookmarkStart w:id="18" w:name="_Toc236123877"/>
-      <w:bookmarkEnd w:id="9"/>
+      <w:bookmarkStart w:id="17" w:name="_Toc236123877"/>
+      <w:bookmarkStart w:id="18" w:name="alur-utama-kelola-parent-mapping"/>
+      <w:bookmarkEnd w:id="10"/>
       <w:r>
         <w:rPr>
           <w:rFonts w:ascii="Calibri" w:hAnsi="Calibri" w:cs="Calibri"/>
@@ -6543,7 +6495,7 @@
         </w:rPr>
         <w:t>2.2 Alur Utama — Kelola Parent &amp; Mapping</w:t>
       </w:r>
-      <w:bookmarkEnd w:id="18"/>
+      <w:bookmarkEnd w:id="17"/>
     </w:p>
     <w:p>
       <w:r>
@@ -7332,9 +7284,9 @@
       <w:pPr>
         <w:pStyle w:val="Heading3"/>
       </w:pPr>
-      <w:bookmarkStart w:id="19" w:name="alur-add-child-bulan-ini-vs-historis"/>
-      <w:bookmarkStart w:id="20" w:name="_Toc236123878"/>
-      <w:bookmarkEnd w:id="11"/>
+      <w:bookmarkStart w:id="19" w:name="_Toc236123878"/>
+      <w:bookmarkStart w:id="20" w:name="alur-add-child-bulan-ini-vs-historis"/>
+      <w:bookmarkEnd w:id="12"/>
       <w:r>
         <w:rPr>
           <w:rFonts w:ascii="Calibri" w:hAnsi="Calibri" w:cs="Calibri"/>
@@ -7342,7 +7294,7 @@
         </w:rPr>
         <w:t>2.3 Alur Add Child (Bulan Ini vs Historis)</w:t>
       </w:r>
-      <w:bookmarkEnd w:id="20"/>
+      <w:bookmarkEnd w:id="19"/>
     </w:p>
     <w:p>
       <w:r>
@@ -7420,8 +7372,8 @@
       <w:pPr>
         <w:pStyle w:val="Heading3"/>
       </w:pPr>
-      <w:bookmarkStart w:id="21" w:name="alur-lepas-child-dengan-tanpa-dampak-bi"/>
-      <w:bookmarkStart w:id="22" w:name="_Toc236123879"/>
+      <w:bookmarkStart w:id="21" w:name="_Toc236123879"/>
+      <w:bookmarkStart w:id="22" w:name="alur-lepas-child-dengan-tanpa-dampak-bi"/>
       <w:bookmarkEnd w:id="13"/>
       <w:r>
         <w:rPr>
@@ -7430,7 +7382,7 @@
         </w:rPr>
         <w:t>2.4 Alur Lepas Child (dengan / tanpa dampak BI)</w:t>
       </w:r>
-      <w:bookmarkEnd w:id="22"/>
+      <w:bookmarkEnd w:id="21"/>
     </w:p>
     <w:p>
       <w:r>
@@ -7515,8 +7467,8 @@
     </w:p>
     <w:p>
       <w:bookmarkStart w:id="23" w:name="halaman-index-mapping-subdist"/>
-      <w:bookmarkEnd w:id="15"/>
-      <w:bookmarkEnd w:id="17"/>
+      <w:bookmarkEnd w:id="16"/>
+      <w:bookmarkEnd w:id="18"/>
       <w:r>
         <w:br w:type="page"/>
       </w:r>
@@ -7540,8 +7492,8 @@
       <w:pPr>
         <w:pStyle w:val="Heading3"/>
       </w:pPr>
-      <w:bookmarkStart w:id="25" w:name="deskripsi"/>
-      <w:bookmarkStart w:id="26" w:name="_Toc236123881"/>
+      <w:bookmarkStart w:id="25" w:name="_Toc236123881"/>
+      <w:bookmarkStart w:id="26" w:name="deskripsi"/>
       <w:r>
         <w:rPr>
           <w:rFonts w:ascii="Calibri" w:hAnsi="Calibri" w:cs="Calibri"/>
@@ -7549,20 +7501,14 @@
         </w:rPr>
         <w:t>3.1 Deskripsi</w:t>
       </w:r>
-      <w:bookmarkEnd w:id="26"/>
+      <w:bookmarkEnd w:id="25"/>
     </w:p>
     <w:p>
       <w:r>
         <w:rPr>
           <w:rFonts w:cs="Calibri"/>
         </w:rPr>
-        <w:t>Halaman Index mena</w:t>
-      </w:r>
-      <w:r>
-        <w:rPr>
-          <w:rFonts w:cs="Calibri"/>
-        </w:rPr>
-        <w:t xml:space="preserve">mpilkan daftar </w:t>
+        <w:t xml:space="preserve">Halaman Index menampilkan daftar </w:t>
       </w:r>
       <w:r>
         <w:rPr>
@@ -7871,9 +7817,9 @@
       <w:pPr>
         <w:pStyle w:val="Heading3"/>
       </w:pPr>
-      <w:bookmarkStart w:id="27" w:name="filter-action-bar"/>
-      <w:bookmarkStart w:id="28" w:name="_Toc236123882"/>
-      <w:bookmarkEnd w:id="19"/>
+      <w:bookmarkStart w:id="27" w:name="_Toc236123882"/>
+      <w:bookmarkStart w:id="28" w:name="filter-action-bar"/>
+      <w:bookmarkEnd w:id="20"/>
       <w:r>
         <w:rPr>
           <w:rFonts w:ascii="Calibri" w:hAnsi="Calibri" w:cs="Calibri"/>
@@ -7881,7 +7827,7 @@
         </w:rPr>
         <w:t>3.2 Filter &amp; Action Bar</w:t>
       </w:r>
-      <w:bookmarkEnd w:id="28"/>
+      <w:bookmarkEnd w:id="27"/>
     </w:p>
     <w:tbl>
       <w:tblPr>
@@ -9168,9 +9114,9 @@
       <w:pPr>
         <w:pStyle w:val="Heading3"/>
       </w:pPr>
-      <w:bookmarkStart w:id="29" w:name="kolom-grid"/>
-      <w:bookmarkStart w:id="30" w:name="_Toc236123883"/>
-      <w:bookmarkEnd w:id="21"/>
+      <w:bookmarkStart w:id="29" w:name="_Toc236123883"/>
+      <w:bookmarkStart w:id="30" w:name="kolom-grid"/>
+      <w:bookmarkEnd w:id="22"/>
       <w:r>
         <w:rPr>
           <w:rFonts w:ascii="Calibri" w:hAnsi="Calibri" w:cs="Calibri"/>
@@ -9178,7 +9124,7 @@
         </w:rPr>
         <w:t>3.3 Kolom Grid</w:t>
       </w:r>
-      <w:bookmarkEnd w:id="30"/>
+      <w:bookmarkEnd w:id="29"/>
     </w:p>
     <w:p>
       <w:r>
@@ -10557,8 +10503,8 @@
       <w:pPr>
         <w:pStyle w:val="Heading3"/>
       </w:pPr>
-      <w:bookmarkStart w:id="31" w:name="business-rules-index"/>
-      <w:bookmarkStart w:id="32" w:name="_Toc236123884"/>
+      <w:bookmarkStart w:id="31" w:name="_Toc236123884"/>
+      <w:bookmarkStart w:id="32" w:name="business-rules-index"/>
       <w:bookmarkEnd w:id="23"/>
       <w:r>
         <w:rPr>
@@ -10567,7 +10513,7 @@
         </w:rPr>
         <w:t>3.4 Business Rules — Index</w:t>
       </w:r>
-      <w:bookmarkEnd w:id="32"/>
+      <w:bookmarkEnd w:id="31"/>
     </w:p>
     <w:tbl>
       <w:tblPr>
@@ -10784,9 +10730,9 @@
       <w:pPr>
         <w:pStyle w:val="Heading3"/>
       </w:pPr>
-      <w:bookmarkStart w:id="33" w:name="crud-index"/>
-      <w:bookmarkStart w:id="34" w:name="_Toc236123885"/>
-      <w:bookmarkEnd w:id="25"/>
+      <w:bookmarkStart w:id="33" w:name="_Toc236123885"/>
+      <w:bookmarkStart w:id="34" w:name="crud-index"/>
+      <w:bookmarkEnd w:id="26"/>
       <w:r>
         <w:rPr>
           <w:rFonts w:ascii="Calibri" w:hAnsi="Calibri" w:cs="Calibri"/>
@@ -10794,7 +10740,7 @@
         </w:rPr>
         <w:t>3.5 CRUD — Index</w:t>
       </w:r>
-      <w:bookmarkEnd w:id="34"/>
+      <w:bookmarkEnd w:id="33"/>
     </w:p>
     <w:tbl>
       <w:tblPr>
@@ -11169,8 +11115,8 @@
     </w:p>
     <w:p>
       <w:bookmarkStart w:id="35" w:name="halaman-form-tambah-ubah-parent"/>
-      <w:bookmarkEnd w:id="27"/>
-      <w:bookmarkEnd w:id="29"/>
+      <w:bookmarkEnd w:id="28"/>
+      <w:bookmarkEnd w:id="30"/>
       <w:r>
         <w:br w:type="page"/>
       </w:r>
@@ -11194,8 +11140,8 @@
       <w:pPr>
         <w:pStyle w:val="Heading3"/>
       </w:pPr>
-      <w:bookmarkStart w:id="37" w:name="deskripsi-1"/>
-      <w:bookmarkStart w:id="38" w:name="_Toc236123887"/>
+      <w:bookmarkStart w:id="37" w:name="_Toc236123887"/>
+      <w:bookmarkStart w:id="38" w:name="deskripsi-1"/>
       <w:r>
         <w:rPr>
           <w:rFonts w:ascii="Calibri" w:hAnsi="Calibri" w:cs="Calibri"/>
@@ -11203,7 +11149,7 @@
         </w:rPr>
         <w:t>4.1 Deskripsi</w:t>
       </w:r>
-      <w:bookmarkEnd w:id="38"/>
+      <w:bookmarkEnd w:id="37"/>
     </w:p>
     <w:p>
       <w:r>
@@ -11418,15 +11364,7 @@
           <w:i/>
           <w:iCs/>
         </w:rPr>
-        <w:t>Tabe</w:t>
-      </w:r>
-      <w:r>
-        <w:rPr>
-          <w:rFonts w:cs="Calibri"/>
-          <w:i/>
-          <w:iCs/>
-        </w:rPr>
-        <w:t>l 4.1.1 — Item</w:t>
+        <w:t>Tabel 4.1.1 — Item</w:t>
       </w:r>
     </w:p>
     <w:p>
@@ -11518,9 +11456,9 @@
       <w:pPr>
         <w:pStyle w:val="Heading3"/>
       </w:pPr>
-      <w:bookmarkStart w:id="39" w:name="section-identitas-dari-bosnet"/>
-      <w:bookmarkStart w:id="40" w:name="_Toc236123888"/>
-      <w:bookmarkEnd w:id="31"/>
+      <w:bookmarkStart w:id="39" w:name="_Toc236123888"/>
+      <w:bookmarkStart w:id="40" w:name="section-identitas-dari-bosnet"/>
+      <w:bookmarkEnd w:id="32"/>
       <w:r>
         <w:rPr>
           <w:rFonts w:ascii="Calibri" w:hAnsi="Calibri" w:cs="Calibri"/>
@@ -11528,7 +11466,7 @@
         </w:rPr>
         <w:t>4.2 Section Identitas (dari Bosnet)</w:t>
       </w:r>
-      <w:bookmarkEnd w:id="40"/>
+      <w:bookmarkEnd w:id="39"/>
     </w:p>
     <w:p>
       <w:r>
@@ -11554,14 +11492,14 @@
     <w:tbl>
       <w:tblPr>
         <w:tblStyle w:val="TableGrid"/>
-        <w:tblW w:w="5000" w:type="pct"/>
+        <w:tblW w:w="5244" w:type="pct"/>
         <w:tblLayout w:type="fixed"/>
         <w:tblLook w:val="0020" w:firstRow="1" w:lastRow="0" w:firstColumn="0" w:lastColumn="0" w:noHBand="0" w:noVBand="0"/>
       </w:tblPr>
       <w:tblGrid>
-        <w:gridCol w:w="1629"/>
+        <w:gridCol w:w="1627"/>
         <w:gridCol w:w="1494"/>
-        <w:gridCol w:w="815"/>
+        <w:gridCol w:w="1287"/>
         <w:gridCol w:w="1494"/>
         <w:gridCol w:w="1221"/>
         <w:gridCol w:w="1358"/>
@@ -11573,7 +11511,7 @@
         </w:trPr>
         <w:tc>
           <w:tcPr>
-            <w:tcW w:w="1338" w:type="dxa"/>
+            <w:tcW w:w="1628" w:type="dxa"/>
             <w:tcBorders>
               <w:top w:val="single" w:sz="8" w:space="0" w:color="000000"/>
               <w:left w:val="single" w:sz="8" w:space="0" w:color="000000"/>
@@ -11601,7 +11539,7 @@
         </w:tc>
         <w:tc>
           <w:tcPr>
-            <w:tcW w:w="1227" w:type="dxa"/>
+            <w:tcW w:w="1494" w:type="dxa"/>
             <w:tcBorders>
               <w:top w:val="single" w:sz="8" w:space="0" w:color="000000"/>
               <w:left w:val="single" w:sz="8" w:space="0" w:color="000000"/>
@@ -11629,7 +11567,7 @@
         </w:tc>
         <w:tc>
           <w:tcPr>
-            <w:tcW w:w="669" w:type="dxa"/>
+            <w:tcW w:w="1287" w:type="dxa"/>
             <w:tcBorders>
               <w:top w:val="single" w:sz="8" w:space="0" w:color="000000"/>
               <w:left w:val="single" w:sz="8" w:space="0" w:color="000000"/>
@@ -11657,7 +11595,7 @@
         </w:tc>
         <w:tc>
           <w:tcPr>
-            <w:tcW w:w="1227" w:type="dxa"/>
+            <w:tcW w:w="1494" w:type="dxa"/>
             <w:tcBorders>
               <w:top w:val="single" w:sz="8" w:space="0" w:color="000000"/>
               <w:left w:val="single" w:sz="8" w:space="0" w:color="000000"/>
@@ -11685,7 +11623,7 @@
         </w:tc>
         <w:tc>
           <w:tcPr>
-            <w:tcW w:w="1003" w:type="dxa"/>
+            <w:tcW w:w="1221" w:type="dxa"/>
             <w:tcBorders>
               <w:top w:val="single" w:sz="8" w:space="0" w:color="000000"/>
               <w:left w:val="single" w:sz="8" w:space="0" w:color="000000"/>
@@ -11713,7 +11651,7 @@
         </w:tc>
         <w:tc>
           <w:tcPr>
-            <w:tcW w:w="1115" w:type="dxa"/>
+            <w:tcW w:w="1358" w:type="dxa"/>
             <w:tcBorders>
               <w:top w:val="single" w:sz="8" w:space="0" w:color="000000"/>
               <w:left w:val="single" w:sz="8" w:space="0" w:color="000000"/>
@@ -11741,7 +11679,7 @@
         </w:tc>
         <w:tc>
           <w:tcPr>
-            <w:tcW w:w="1338" w:type="dxa"/>
+            <w:tcW w:w="1629" w:type="dxa"/>
             <w:tcBorders>
               <w:top w:val="single" w:sz="8" w:space="0" w:color="000000"/>
               <w:left w:val="single" w:sz="8" w:space="0" w:color="000000"/>
@@ -11771,7 +11709,7 @@
       <w:tr>
         <w:tc>
           <w:tcPr>
-            <w:tcW w:w="1338" w:type="dxa"/>
+            <w:tcW w:w="1628" w:type="dxa"/>
             <w:tcBorders>
               <w:top w:val="single" w:sz="8" w:space="0" w:color="000000"/>
               <w:left w:val="single" w:sz="8" w:space="0" w:color="000000"/>
@@ -11797,7 +11735,7 @@
         </w:tc>
         <w:tc>
           <w:tcPr>
-            <w:tcW w:w="1227" w:type="dxa"/>
+            <w:tcW w:w="1494" w:type="dxa"/>
             <w:tcBorders>
               <w:top w:val="single" w:sz="8" w:space="0" w:color="000000"/>
               <w:left w:val="single" w:sz="8" w:space="0" w:color="000000"/>
@@ -11823,7 +11761,7 @@
         </w:tc>
         <w:tc>
           <w:tcPr>
-            <w:tcW w:w="669" w:type="dxa"/>
+            <w:tcW w:w="1287" w:type="dxa"/>
             <w:tcBorders>
               <w:top w:val="single" w:sz="8" w:space="0" w:color="000000"/>
               <w:left w:val="single" w:sz="8" w:space="0" w:color="000000"/>
@@ -11849,7 +11787,7 @@
         </w:tc>
         <w:tc>
           <w:tcPr>
-            <w:tcW w:w="1227" w:type="dxa"/>
+            <w:tcW w:w="1494" w:type="dxa"/>
             <w:tcBorders>
               <w:top w:val="single" w:sz="8" w:space="0" w:color="000000"/>
               <w:left w:val="single" w:sz="8" w:space="0" w:color="000000"/>
@@ -11875,7 +11813,7 @@
         </w:tc>
         <w:tc>
           <w:tcPr>
-            <w:tcW w:w="1003" w:type="dxa"/>
+            <w:tcW w:w="1221" w:type="dxa"/>
             <w:tcBorders>
               <w:top w:val="single" w:sz="8" w:space="0" w:color="000000"/>
               <w:left w:val="single" w:sz="8" w:space="0" w:color="000000"/>
@@ -11901,7 +11839,7 @@
         </w:tc>
         <w:tc>
           <w:tcPr>
-            <w:tcW w:w="1115" w:type="dxa"/>
+            <w:tcW w:w="1358" w:type="dxa"/>
             <w:tcBorders>
               <w:top w:val="single" w:sz="8" w:space="0" w:color="000000"/>
               <w:left w:val="single" w:sz="8" w:space="0" w:color="000000"/>
@@ -11927,7 +11865,7 @@
         </w:tc>
         <w:tc>
           <w:tcPr>
-            <w:tcW w:w="1338" w:type="dxa"/>
+            <w:tcW w:w="1629" w:type="dxa"/>
             <w:tcBorders>
               <w:top w:val="single" w:sz="8" w:space="0" w:color="000000"/>
               <w:left w:val="single" w:sz="8" w:space="0" w:color="000000"/>
@@ -11955,7 +11893,7 @@
       <w:tr>
         <w:tc>
           <w:tcPr>
-            <w:tcW w:w="1338" w:type="dxa"/>
+            <w:tcW w:w="1628" w:type="dxa"/>
             <w:tcBorders>
               <w:top w:val="single" w:sz="8" w:space="0" w:color="000000"/>
               <w:left w:val="single" w:sz="8" w:space="0" w:color="000000"/>
@@ -11981,7 +11919,7 @@
         </w:tc>
         <w:tc>
           <w:tcPr>
-            <w:tcW w:w="1227" w:type="dxa"/>
+            <w:tcW w:w="1494" w:type="dxa"/>
             <w:tcBorders>
               <w:top w:val="single" w:sz="8" w:space="0" w:color="000000"/>
               <w:left w:val="single" w:sz="8" w:space="0" w:color="000000"/>
@@ -12007,7 +11945,7 @@
         </w:tc>
         <w:tc>
           <w:tcPr>
-            <w:tcW w:w="669" w:type="dxa"/>
+            <w:tcW w:w="1287" w:type="dxa"/>
             <w:tcBorders>
               <w:top w:val="single" w:sz="8" w:space="0" w:color="000000"/>
               <w:left w:val="single" w:sz="8" w:space="0" w:color="000000"/>
@@ -12033,7 +11971,7 @@
         </w:tc>
         <w:tc>
           <w:tcPr>
-            <w:tcW w:w="1227" w:type="dxa"/>
+            <w:tcW w:w="1494" w:type="dxa"/>
             <w:tcBorders>
               <w:top w:val="single" w:sz="8" w:space="0" w:color="000000"/>
               <w:left w:val="single" w:sz="8" w:space="0" w:color="000000"/>
@@ -12059,7 +11997,7 @@
         </w:tc>
         <w:tc>
           <w:tcPr>
-            <w:tcW w:w="1003" w:type="dxa"/>
+            <w:tcW w:w="1221" w:type="dxa"/>
             <w:tcBorders>
               <w:top w:val="single" w:sz="8" w:space="0" w:color="000000"/>
               <w:left w:val="single" w:sz="8" w:space="0" w:color="000000"/>
@@ -12085,7 +12023,7 @@
         </w:tc>
         <w:tc>
           <w:tcPr>
-            <w:tcW w:w="1115" w:type="dxa"/>
+            <w:tcW w:w="1358" w:type="dxa"/>
             <w:tcBorders>
               <w:top w:val="single" w:sz="8" w:space="0" w:color="000000"/>
               <w:left w:val="single" w:sz="8" w:space="0" w:color="000000"/>
@@ -12111,7 +12049,7 @@
         </w:tc>
         <w:tc>
           <w:tcPr>
-            <w:tcW w:w="1338" w:type="dxa"/>
+            <w:tcW w:w="1629" w:type="dxa"/>
             <w:tcBorders>
               <w:top w:val="single" w:sz="8" w:space="0" w:color="000000"/>
               <w:left w:val="single" w:sz="8" w:space="0" w:color="000000"/>
@@ -12139,7 +12077,7 @@
       <w:tr>
         <w:tc>
           <w:tcPr>
-            <w:tcW w:w="1338" w:type="dxa"/>
+            <w:tcW w:w="1628" w:type="dxa"/>
             <w:tcBorders>
               <w:top w:val="single" w:sz="8" w:space="0" w:color="000000"/>
               <w:left w:val="single" w:sz="8" w:space="0" w:color="000000"/>
@@ -12165,7 +12103,7 @@
         </w:tc>
         <w:tc>
           <w:tcPr>
-            <w:tcW w:w="1227" w:type="dxa"/>
+            <w:tcW w:w="1494" w:type="dxa"/>
             <w:tcBorders>
               <w:top w:val="single" w:sz="8" w:space="0" w:color="000000"/>
               <w:left w:val="single" w:sz="8" w:space="0" w:color="000000"/>
@@ -12191,7 +12129,7 @@
         </w:tc>
         <w:tc>
           <w:tcPr>
-            <w:tcW w:w="669" w:type="dxa"/>
+            <w:tcW w:w="1287" w:type="dxa"/>
             <w:tcBorders>
               <w:top w:val="single" w:sz="8" w:space="0" w:color="000000"/>
               <w:left w:val="single" w:sz="8" w:space="0" w:color="000000"/>
@@ -12217,7 +12155,7 @@
         </w:tc>
         <w:tc>
           <w:tcPr>
-            <w:tcW w:w="1227" w:type="dxa"/>
+            <w:tcW w:w="1494" w:type="dxa"/>
             <w:tcBorders>
               <w:top w:val="single" w:sz="8" w:space="0" w:color="000000"/>
               <w:left w:val="single" w:sz="8" w:space="0" w:color="000000"/>
@@ -12243,7 +12181,7 @@
         </w:tc>
         <w:tc>
           <w:tcPr>
-            <w:tcW w:w="1003" w:type="dxa"/>
+            <w:tcW w:w="1221" w:type="dxa"/>
             <w:tcBorders>
               <w:top w:val="single" w:sz="8" w:space="0" w:color="000000"/>
               <w:left w:val="single" w:sz="8" w:space="0" w:color="000000"/>
@@ -12269,7 +12207,7 @@
         </w:tc>
         <w:tc>
           <w:tcPr>
-            <w:tcW w:w="1115" w:type="dxa"/>
+            <w:tcW w:w="1358" w:type="dxa"/>
             <w:tcBorders>
               <w:top w:val="single" w:sz="8" w:space="0" w:color="000000"/>
               <w:left w:val="single" w:sz="8" w:space="0" w:color="000000"/>
@@ -12295,7 +12233,7 @@
         </w:tc>
         <w:tc>
           <w:tcPr>
-            <w:tcW w:w="1338" w:type="dxa"/>
+            <w:tcW w:w="1629" w:type="dxa"/>
             <w:tcBorders>
               <w:top w:val="single" w:sz="8" w:space="0" w:color="000000"/>
               <w:left w:val="single" w:sz="8" w:space="0" w:color="000000"/>
@@ -12323,7 +12261,7 @@
       <w:tr>
         <w:tc>
           <w:tcPr>
-            <w:tcW w:w="1338" w:type="dxa"/>
+            <w:tcW w:w="1628" w:type="dxa"/>
             <w:tcBorders>
               <w:top w:val="single" w:sz="8" w:space="0" w:color="000000"/>
               <w:left w:val="single" w:sz="8" w:space="0" w:color="000000"/>
@@ -12349,7 +12287,7 @@
         </w:tc>
         <w:tc>
           <w:tcPr>
-            <w:tcW w:w="1227" w:type="dxa"/>
+            <w:tcW w:w="1494" w:type="dxa"/>
             <w:tcBorders>
               <w:top w:val="single" w:sz="8" w:space="0" w:color="000000"/>
               <w:left w:val="single" w:sz="8" w:space="0" w:color="000000"/>
@@ -12375,7 +12313,7 @@
         </w:tc>
         <w:tc>
           <w:tcPr>
-            <w:tcW w:w="669" w:type="dxa"/>
+            <w:tcW w:w="1287" w:type="dxa"/>
             <w:tcBorders>
               <w:top w:val="single" w:sz="8" w:space="0" w:color="000000"/>
               <w:left w:val="single" w:sz="8" w:space="0" w:color="000000"/>
@@ -12401,7 +12339,7 @@
         </w:tc>
         <w:tc>
           <w:tcPr>
-            <w:tcW w:w="1227" w:type="dxa"/>
+            <w:tcW w:w="1494" w:type="dxa"/>
             <w:tcBorders>
               <w:top w:val="single" w:sz="8" w:space="0" w:color="000000"/>
               <w:left w:val="single" w:sz="8" w:space="0" w:color="000000"/>
@@ -12427,7 +12365,7 @@
         </w:tc>
         <w:tc>
           <w:tcPr>
-            <w:tcW w:w="1003" w:type="dxa"/>
+            <w:tcW w:w="1221" w:type="dxa"/>
             <w:tcBorders>
               <w:top w:val="single" w:sz="8" w:space="0" w:color="000000"/>
               <w:left w:val="single" w:sz="8" w:space="0" w:color="000000"/>
@@ -12453,7 +12391,7 @@
         </w:tc>
         <w:tc>
           <w:tcPr>
-            <w:tcW w:w="1115" w:type="dxa"/>
+            <w:tcW w:w="1358" w:type="dxa"/>
             <w:tcBorders>
               <w:top w:val="single" w:sz="8" w:space="0" w:color="000000"/>
               <w:left w:val="single" w:sz="8" w:space="0" w:color="000000"/>
@@ -12479,7 +12417,7 @@
         </w:tc>
         <w:tc>
           <w:tcPr>
-            <w:tcW w:w="1338" w:type="dxa"/>
+            <w:tcW w:w="1629" w:type="dxa"/>
             <w:tcBorders>
               <w:top w:val="single" w:sz="8" w:space="0" w:color="000000"/>
               <w:left w:val="single" w:sz="8" w:space="0" w:color="000000"/>
@@ -12507,7 +12445,7 @@
       <w:tr>
         <w:tc>
           <w:tcPr>
-            <w:tcW w:w="1338" w:type="dxa"/>
+            <w:tcW w:w="1628" w:type="dxa"/>
             <w:tcBorders>
               <w:top w:val="single" w:sz="8" w:space="0" w:color="000000"/>
               <w:left w:val="single" w:sz="8" w:space="0" w:color="000000"/>
@@ -12533,7 +12471,7 @@
         </w:tc>
         <w:tc>
           <w:tcPr>
-            <w:tcW w:w="1227" w:type="dxa"/>
+            <w:tcW w:w="1494" w:type="dxa"/>
             <w:tcBorders>
               <w:top w:val="single" w:sz="8" w:space="0" w:color="000000"/>
               <w:left w:val="single" w:sz="8" w:space="0" w:color="000000"/>
@@ -12559,7 +12497,7 @@
         </w:tc>
         <w:tc>
           <w:tcPr>
-            <w:tcW w:w="669" w:type="dxa"/>
+            <w:tcW w:w="1287" w:type="dxa"/>
             <w:tcBorders>
               <w:top w:val="single" w:sz="8" w:space="0" w:color="000000"/>
               <w:left w:val="single" w:sz="8" w:space="0" w:color="000000"/>
@@ -12585,7 +12523,7 @@
         </w:tc>
         <w:tc>
           <w:tcPr>
-            <w:tcW w:w="1227" w:type="dxa"/>
+            <w:tcW w:w="1494" w:type="dxa"/>
             <w:tcBorders>
               <w:top w:val="single" w:sz="8" w:space="0" w:color="000000"/>
               <w:left w:val="single" w:sz="8" w:space="0" w:color="000000"/>
@@ -12611,7 +12549,7 @@
         </w:tc>
         <w:tc>
           <w:tcPr>
-            <w:tcW w:w="1003" w:type="dxa"/>
+            <w:tcW w:w="1221" w:type="dxa"/>
             <w:tcBorders>
               <w:top w:val="single" w:sz="8" w:space="0" w:color="000000"/>
               <w:left w:val="single" w:sz="8" w:space="0" w:color="000000"/>
@@ -12637,7 +12575,7 @@
         </w:tc>
         <w:tc>
           <w:tcPr>
-            <w:tcW w:w="1115" w:type="dxa"/>
+            <w:tcW w:w="1358" w:type="dxa"/>
             <w:tcBorders>
               <w:top w:val="single" w:sz="8" w:space="0" w:color="000000"/>
               <w:left w:val="single" w:sz="8" w:space="0" w:color="000000"/>
@@ -12663,7 +12601,7 @@
         </w:tc>
         <w:tc>
           <w:tcPr>
-            <w:tcW w:w="1338" w:type="dxa"/>
+            <w:tcW w:w="1629" w:type="dxa"/>
             <w:tcBorders>
               <w:top w:val="single" w:sz="8" w:space="0" w:color="000000"/>
               <w:left w:val="single" w:sz="8" w:space="0" w:color="000000"/>
@@ -12691,7 +12629,7 @@
       <w:tr>
         <w:tc>
           <w:tcPr>
-            <w:tcW w:w="1338" w:type="dxa"/>
+            <w:tcW w:w="1628" w:type="dxa"/>
             <w:tcBorders>
               <w:top w:val="single" w:sz="8" w:space="0" w:color="000000"/>
               <w:left w:val="single" w:sz="8" w:space="0" w:color="000000"/>
@@ -12717,7 +12655,7 @@
         </w:tc>
         <w:tc>
           <w:tcPr>
-            <w:tcW w:w="1227" w:type="dxa"/>
+            <w:tcW w:w="1494" w:type="dxa"/>
             <w:tcBorders>
               <w:top w:val="single" w:sz="8" w:space="0" w:color="000000"/>
               <w:left w:val="single" w:sz="8" w:space="0" w:color="000000"/>
@@ -12743,7 +12681,7 @@
         </w:tc>
         <w:tc>
           <w:tcPr>
-            <w:tcW w:w="669" w:type="dxa"/>
+            <w:tcW w:w="1287" w:type="dxa"/>
             <w:tcBorders>
               <w:top w:val="single" w:sz="8" w:space="0" w:color="000000"/>
               <w:left w:val="single" w:sz="8" w:space="0" w:color="000000"/>
@@ -12769,7 +12707,7 @@
         </w:tc>
         <w:tc>
           <w:tcPr>
-            <w:tcW w:w="1227" w:type="dxa"/>
+            <w:tcW w:w="1494" w:type="dxa"/>
             <w:tcBorders>
               <w:top w:val="single" w:sz="8" w:space="0" w:color="000000"/>
               <w:left w:val="single" w:sz="8" w:space="0" w:color="000000"/>
@@ -12795,7 +12733,7 @@
         </w:tc>
         <w:tc>
           <w:tcPr>
-            <w:tcW w:w="1003" w:type="dxa"/>
+            <w:tcW w:w="1221" w:type="dxa"/>
             <w:tcBorders>
               <w:top w:val="single" w:sz="8" w:space="0" w:color="000000"/>
               <w:left w:val="single" w:sz="8" w:space="0" w:color="000000"/>
@@ -12821,7 +12759,7 @@
         </w:tc>
         <w:tc>
           <w:tcPr>
-            <w:tcW w:w="1115" w:type="dxa"/>
+            <w:tcW w:w="1358" w:type="dxa"/>
             <w:tcBorders>
               <w:top w:val="single" w:sz="8" w:space="0" w:color="000000"/>
               <w:left w:val="single" w:sz="8" w:space="0" w:color="000000"/>
@@ -12847,7 +12785,7 @@
         </w:tc>
         <w:tc>
           <w:tcPr>
-            <w:tcW w:w="1338" w:type="dxa"/>
+            <w:tcW w:w="1629" w:type="dxa"/>
             <w:tcBorders>
               <w:top w:val="single" w:sz="8" w:space="0" w:color="000000"/>
               <w:left w:val="single" w:sz="8" w:space="0" w:color="000000"/>
@@ -12875,7 +12813,7 @@
       <w:tr>
         <w:tc>
           <w:tcPr>
-            <w:tcW w:w="1338" w:type="dxa"/>
+            <w:tcW w:w="1628" w:type="dxa"/>
             <w:tcBorders>
               <w:top w:val="single" w:sz="8" w:space="0" w:color="000000"/>
               <w:left w:val="single" w:sz="8" w:space="0" w:color="000000"/>
@@ -12901,7 +12839,7 @@
         </w:tc>
         <w:tc>
           <w:tcPr>
-            <w:tcW w:w="1227" w:type="dxa"/>
+            <w:tcW w:w="1494" w:type="dxa"/>
             <w:tcBorders>
               <w:top w:val="single" w:sz="8" w:space="0" w:color="000000"/>
               <w:left w:val="single" w:sz="8" w:space="0" w:color="000000"/>
@@ -12927,7 +12865,7 @@
         </w:tc>
         <w:tc>
           <w:tcPr>
-            <w:tcW w:w="669" w:type="dxa"/>
+            <w:tcW w:w="1287" w:type="dxa"/>
             <w:tcBorders>
               <w:top w:val="single" w:sz="8" w:space="0" w:color="000000"/>
               <w:left w:val="single" w:sz="8" w:space="0" w:color="000000"/>
@@ -12953,7 +12891,7 @@
         </w:tc>
         <w:tc>
           <w:tcPr>
-            <w:tcW w:w="1227" w:type="dxa"/>
+            <w:tcW w:w="1494" w:type="dxa"/>
             <w:tcBorders>
               <w:top w:val="single" w:sz="8" w:space="0" w:color="000000"/>
               <w:left w:val="single" w:sz="8" w:space="0" w:color="000000"/>
@@ -12979,7 +12917,7 @@
         </w:tc>
         <w:tc>
           <w:tcPr>
-            <w:tcW w:w="1003" w:type="dxa"/>
+            <w:tcW w:w="1221" w:type="dxa"/>
             <w:tcBorders>
               <w:top w:val="single" w:sz="8" w:space="0" w:color="000000"/>
               <w:left w:val="single" w:sz="8" w:space="0" w:color="000000"/>
@@ -13005,7 +12943,7 @@
         </w:tc>
         <w:tc>
           <w:tcPr>
-            <w:tcW w:w="1115" w:type="dxa"/>
+            <w:tcW w:w="1358" w:type="dxa"/>
             <w:tcBorders>
               <w:top w:val="single" w:sz="8" w:space="0" w:color="000000"/>
               <w:left w:val="single" w:sz="8" w:space="0" w:color="000000"/>
@@ -13031,7 +12969,7 @@
         </w:tc>
         <w:tc>
           <w:tcPr>
-            <w:tcW w:w="1338" w:type="dxa"/>
+            <w:tcW w:w="1629" w:type="dxa"/>
             <w:tcBorders>
               <w:top w:val="single" w:sz="8" w:space="0" w:color="000000"/>
               <w:left w:val="single" w:sz="8" w:space="0" w:color="000000"/>
@@ -13076,7 +13014,7 @@
         <w:pStyle w:val="Heading4"/>
       </w:pPr>
       <w:bookmarkStart w:id="42" w:name="fields-group-status"/>
-      <w:bookmarkEnd w:id="33"/>
+      <w:bookmarkEnd w:id="34"/>
       <w:r>
         <w:rPr>
           <w:rFonts w:ascii="Calibri" w:hAnsi="Calibri" w:cs="Calibri"/>
@@ -13088,14 +13026,14 @@
     <w:tbl>
       <w:tblPr>
         <w:tblStyle w:val="TableGrid"/>
-        <w:tblW w:w="5000" w:type="pct"/>
+        <w:tblW w:w="5122" w:type="pct"/>
         <w:tblLayout w:type="fixed"/>
         <w:tblLook w:val="0020" w:firstRow="1" w:lastRow="0" w:firstColumn="0" w:lastColumn="0" w:noHBand="0" w:noVBand="0"/>
       </w:tblPr>
       <w:tblGrid>
-        <w:gridCol w:w="1629"/>
+        <w:gridCol w:w="1628"/>
         <w:gridCol w:w="1494"/>
-        <w:gridCol w:w="815"/>
+        <w:gridCol w:w="1051"/>
         <w:gridCol w:w="1494"/>
         <w:gridCol w:w="1221"/>
         <w:gridCol w:w="1358"/>
@@ -13107,7 +13045,7 @@
         </w:trPr>
         <w:tc>
           <w:tcPr>
-            <w:tcW w:w="1338" w:type="dxa"/>
+            <w:tcW w:w="1629" w:type="dxa"/>
             <w:tcBorders>
               <w:top w:val="single" w:sz="8" w:space="0" w:color="000000"/>
               <w:left w:val="single" w:sz="8" w:space="0" w:color="000000"/>
@@ -13135,7 +13073,7 @@
         </w:tc>
         <w:tc>
           <w:tcPr>
-            <w:tcW w:w="1227" w:type="dxa"/>
+            <w:tcW w:w="1494" w:type="dxa"/>
             <w:tcBorders>
               <w:top w:val="single" w:sz="8" w:space="0" w:color="000000"/>
               <w:left w:val="single" w:sz="8" w:space="0" w:color="000000"/>
@@ -13163,7 +13101,7 @@
         </w:tc>
         <w:tc>
           <w:tcPr>
-            <w:tcW w:w="669" w:type="dxa"/>
+            <w:tcW w:w="1051" w:type="dxa"/>
             <w:tcBorders>
               <w:top w:val="single" w:sz="8" w:space="0" w:color="000000"/>
               <w:left w:val="single" w:sz="8" w:space="0" w:color="000000"/>
@@ -13191,7 +13129,7 @@
         </w:tc>
         <w:tc>
           <w:tcPr>
-            <w:tcW w:w="1227" w:type="dxa"/>
+            <w:tcW w:w="1494" w:type="dxa"/>
             <w:tcBorders>
               <w:top w:val="single" w:sz="8" w:space="0" w:color="000000"/>
               <w:left w:val="single" w:sz="8" w:space="0" w:color="000000"/>
@@ -13219,7 +13157,7 @@
         </w:tc>
         <w:tc>
           <w:tcPr>
-            <w:tcW w:w="1003" w:type="dxa"/>
+            <w:tcW w:w="1221" w:type="dxa"/>
             <w:tcBorders>
               <w:top w:val="single" w:sz="8" w:space="0" w:color="000000"/>
               <w:left w:val="single" w:sz="8" w:space="0" w:color="000000"/>
@@ -13247,7 +13185,7 @@
         </w:tc>
         <w:tc>
           <w:tcPr>
-            <w:tcW w:w="1115" w:type="dxa"/>
+            <w:tcW w:w="1358" w:type="dxa"/>
             <w:tcBorders>
               <w:top w:val="single" w:sz="8" w:space="0" w:color="000000"/>
               <w:left w:val="single" w:sz="8" w:space="0" w:color="000000"/>
@@ -13275,7 +13213,7 @@
         </w:tc>
         <w:tc>
           <w:tcPr>
-            <w:tcW w:w="1338" w:type="dxa"/>
+            <w:tcW w:w="1629" w:type="dxa"/>
             <w:tcBorders>
               <w:top w:val="single" w:sz="8" w:space="0" w:color="000000"/>
               <w:left w:val="single" w:sz="8" w:space="0" w:color="000000"/>
@@ -13305,7 +13243,7 @@
       <w:tr>
         <w:tc>
           <w:tcPr>
-            <w:tcW w:w="1338" w:type="dxa"/>
+            <w:tcW w:w="1629" w:type="dxa"/>
             <w:tcBorders>
               <w:top w:val="single" w:sz="8" w:space="0" w:color="000000"/>
               <w:left w:val="single" w:sz="8" w:space="0" w:color="000000"/>
@@ -13331,7 +13269,7 @@
         </w:tc>
         <w:tc>
           <w:tcPr>
-            <w:tcW w:w="1227" w:type="dxa"/>
+            <w:tcW w:w="1494" w:type="dxa"/>
             <w:tcBorders>
               <w:top w:val="single" w:sz="8" w:space="0" w:color="000000"/>
               <w:left w:val="single" w:sz="8" w:space="0" w:color="000000"/>
@@ -13357,7 +13295,7 @@
         </w:tc>
         <w:tc>
           <w:tcPr>
-            <w:tcW w:w="669" w:type="dxa"/>
+            <w:tcW w:w="1051" w:type="dxa"/>
             <w:tcBorders>
               <w:top w:val="single" w:sz="8" w:space="0" w:color="000000"/>
               <w:left w:val="single" w:sz="8" w:space="0" w:color="000000"/>
@@ -13383,7 +13321,7 @@
         </w:tc>
         <w:tc>
           <w:tcPr>
-            <w:tcW w:w="1227" w:type="dxa"/>
+            <w:tcW w:w="1494" w:type="dxa"/>
             <w:tcBorders>
               <w:top w:val="single" w:sz="8" w:space="0" w:color="000000"/>
               <w:left w:val="single" w:sz="8" w:space="0" w:color="000000"/>
@@ -13409,7 +13347,7 @@
         </w:tc>
         <w:tc>
           <w:tcPr>
-            <w:tcW w:w="1003" w:type="dxa"/>
+            <w:tcW w:w="1221" w:type="dxa"/>
             <w:tcBorders>
               <w:top w:val="single" w:sz="8" w:space="0" w:color="000000"/>
               <w:left w:val="single" w:sz="8" w:space="0" w:color="000000"/>
@@ -13435,7 +13373,7 @@
         </w:tc>
         <w:tc>
           <w:tcPr>
-            <w:tcW w:w="1115" w:type="dxa"/>
+            <w:tcW w:w="1358" w:type="dxa"/>
             <w:tcBorders>
               <w:top w:val="single" w:sz="8" w:space="0" w:color="000000"/>
               <w:left w:val="single" w:sz="8" w:space="0" w:color="000000"/>
@@ -13461,7 +13399,7 @@
         </w:tc>
         <w:tc>
           <w:tcPr>
-            <w:tcW w:w="1338" w:type="dxa"/>
+            <w:tcW w:w="1629" w:type="dxa"/>
             <w:tcBorders>
               <w:top w:val="single" w:sz="8" w:space="0" w:color="000000"/>
               <w:left w:val="single" w:sz="8" w:space="0" w:color="000000"/>
@@ -13489,7 +13427,7 @@
       <w:tr>
         <w:tc>
           <w:tcPr>
-            <w:tcW w:w="1338" w:type="dxa"/>
+            <w:tcW w:w="1629" w:type="dxa"/>
             <w:tcBorders>
               <w:top w:val="single" w:sz="8" w:space="0" w:color="000000"/>
               <w:left w:val="single" w:sz="8" w:space="0" w:color="000000"/>
@@ -13515,7 +13453,7 @@
         </w:tc>
         <w:tc>
           <w:tcPr>
-            <w:tcW w:w="1227" w:type="dxa"/>
+            <w:tcW w:w="1494" w:type="dxa"/>
             <w:tcBorders>
               <w:top w:val="single" w:sz="8" w:space="0" w:color="000000"/>
               <w:left w:val="single" w:sz="8" w:space="0" w:color="000000"/>
@@ -13541,7 +13479,7 @@
         </w:tc>
         <w:tc>
           <w:tcPr>
-            <w:tcW w:w="669" w:type="dxa"/>
+            <w:tcW w:w="1051" w:type="dxa"/>
             <w:tcBorders>
               <w:top w:val="single" w:sz="8" w:space="0" w:color="000000"/>
               <w:left w:val="single" w:sz="8" w:space="0" w:color="000000"/>
@@ -13567,7 +13505,7 @@
         </w:tc>
         <w:tc>
           <w:tcPr>
-            <w:tcW w:w="1227" w:type="dxa"/>
+            <w:tcW w:w="1494" w:type="dxa"/>
             <w:tcBorders>
               <w:top w:val="single" w:sz="8" w:space="0" w:color="000000"/>
               <w:left w:val="single" w:sz="8" w:space="0" w:color="000000"/>
@@ -13593,7 +13531,7 @@
         </w:tc>
         <w:tc>
           <w:tcPr>
-            <w:tcW w:w="1003" w:type="dxa"/>
+            <w:tcW w:w="1221" w:type="dxa"/>
             <w:tcBorders>
               <w:top w:val="single" w:sz="8" w:space="0" w:color="000000"/>
               <w:left w:val="single" w:sz="8" w:space="0" w:color="000000"/>
@@ -13619,7 +13557,7 @@
         </w:tc>
         <w:tc>
           <w:tcPr>
-            <w:tcW w:w="1115" w:type="dxa"/>
+            <w:tcW w:w="1358" w:type="dxa"/>
             <w:tcBorders>
               <w:top w:val="single" w:sz="8" w:space="0" w:color="000000"/>
               <w:left w:val="single" w:sz="8" w:space="0" w:color="000000"/>
@@ -13645,7 +13583,7 @@
         </w:tc>
         <w:tc>
           <w:tcPr>
-            <w:tcW w:w="1338" w:type="dxa"/>
+            <w:tcW w:w="1629" w:type="dxa"/>
             <w:tcBorders>
               <w:top w:val="single" w:sz="8" w:space="0" w:color="000000"/>
               <w:left w:val="single" w:sz="8" w:space="0" w:color="000000"/>
@@ -13673,34 +13611,33 @@
       <w:tr>
         <w:tc>
           <w:tcPr>
-            <w:tcW w:w="1338" w:type="dxa"/>
-            <w:tcBorders>
-              <w:top w:val="single" w:sz="8" w:space="0" w:color="000000"/>
-              <w:left w:val="single" w:sz="8" w:space="0" w:color="000000"/>
-              <w:bottom w:val="single" w:sz="8" w:space="0" w:color="000000"/>
-              <w:right w:val="single" w:sz="8" w:space="0" w:color="000000"/>
-            </w:tcBorders>
-            <w:tcMar>
-              <w:top w:w="140" w:type="dxa"/>
-              <w:left w:w="140" w:type="dxa"/>
-              <w:bottom w:w="140" w:type="dxa"/>
-              <w:right w:w="140" w:type="dxa"/>
-            </w:tcMar>
-          </w:tcPr>
-          <w:p>
-            <w:r>
-              <w:rPr>
-                <w:rFonts w:cs="Calibri"/>
-                <w:sz w:val="18"/>
-              </w:rPr>
-              <w:lastRenderedPageBreak/>
+            <w:tcW w:w="1629" w:type="dxa"/>
+            <w:tcBorders>
+              <w:top w:val="single" w:sz="8" w:space="0" w:color="000000"/>
+              <w:left w:val="single" w:sz="8" w:space="0" w:color="000000"/>
+              <w:bottom w:val="single" w:sz="8" w:space="0" w:color="000000"/>
+              <w:right w:val="single" w:sz="8" w:space="0" w:color="000000"/>
+            </w:tcBorders>
+            <w:tcMar>
+              <w:top w:w="140" w:type="dxa"/>
+              <w:left w:w="140" w:type="dxa"/>
+              <w:bottom w:w="140" w:type="dxa"/>
+              <w:right w:w="140" w:type="dxa"/>
+            </w:tcMar>
+          </w:tcPr>
+          <w:p>
+            <w:r>
+              <w:rPr>
+                <w:rFonts w:cs="Calibri"/>
+                <w:sz w:val="18"/>
+              </w:rPr>
               <w:t>Nama Group</w:t>
             </w:r>
           </w:p>
         </w:tc>
         <w:tc>
           <w:tcPr>
-            <w:tcW w:w="1227" w:type="dxa"/>
+            <w:tcW w:w="1494" w:type="dxa"/>
             <w:tcBorders>
               <w:top w:val="single" w:sz="8" w:space="0" w:color="000000"/>
               <w:left w:val="single" w:sz="8" w:space="0" w:color="000000"/>
@@ -13726,7 +13663,7 @@
         </w:tc>
         <w:tc>
           <w:tcPr>
-            <w:tcW w:w="669" w:type="dxa"/>
+            <w:tcW w:w="1051" w:type="dxa"/>
             <w:tcBorders>
               <w:top w:val="single" w:sz="8" w:space="0" w:color="000000"/>
               <w:left w:val="single" w:sz="8" w:space="0" w:color="000000"/>
@@ -13752,7 +13689,7 @@
         </w:tc>
         <w:tc>
           <w:tcPr>
-            <w:tcW w:w="1227" w:type="dxa"/>
+            <w:tcW w:w="1494" w:type="dxa"/>
             <w:tcBorders>
               <w:top w:val="single" w:sz="8" w:space="0" w:color="000000"/>
               <w:left w:val="single" w:sz="8" w:space="0" w:color="000000"/>
@@ -13778,7 +13715,7 @@
         </w:tc>
         <w:tc>
           <w:tcPr>
-            <w:tcW w:w="1003" w:type="dxa"/>
+            <w:tcW w:w="1221" w:type="dxa"/>
             <w:tcBorders>
               <w:top w:val="single" w:sz="8" w:space="0" w:color="000000"/>
               <w:left w:val="single" w:sz="8" w:space="0" w:color="000000"/>
@@ -13804,7 +13741,7 @@
         </w:tc>
         <w:tc>
           <w:tcPr>
-            <w:tcW w:w="1115" w:type="dxa"/>
+            <w:tcW w:w="1358" w:type="dxa"/>
             <w:tcBorders>
               <w:top w:val="single" w:sz="8" w:space="0" w:color="000000"/>
               <w:left w:val="single" w:sz="8" w:space="0" w:color="000000"/>
@@ -13830,7 +13767,7 @@
         </w:tc>
         <w:tc>
           <w:tcPr>
-            <w:tcW w:w="1338" w:type="dxa"/>
+            <w:tcW w:w="1629" w:type="dxa"/>
             <w:tcBorders>
               <w:top w:val="single" w:sz="8" w:space="0" w:color="000000"/>
               <w:left w:val="single" w:sz="8" w:space="0" w:color="000000"/>
@@ -13858,7 +13795,7 @@
       <w:tr>
         <w:tc>
           <w:tcPr>
-            <w:tcW w:w="1338" w:type="dxa"/>
+            <w:tcW w:w="1629" w:type="dxa"/>
             <w:tcBorders>
               <w:top w:val="single" w:sz="8" w:space="0" w:color="000000"/>
               <w:left w:val="single" w:sz="8" w:space="0" w:color="000000"/>
@@ -13884,7 +13821,7 @@
         </w:tc>
         <w:tc>
           <w:tcPr>
-            <w:tcW w:w="1227" w:type="dxa"/>
+            <w:tcW w:w="1494" w:type="dxa"/>
             <w:tcBorders>
               <w:top w:val="single" w:sz="8" w:space="0" w:color="000000"/>
               <w:left w:val="single" w:sz="8" w:space="0" w:color="000000"/>
@@ -13910,7 +13847,7 @@
         </w:tc>
         <w:tc>
           <w:tcPr>
-            <w:tcW w:w="669" w:type="dxa"/>
+            <w:tcW w:w="1051" w:type="dxa"/>
             <w:tcBorders>
               <w:top w:val="single" w:sz="8" w:space="0" w:color="000000"/>
               <w:left w:val="single" w:sz="8" w:space="0" w:color="000000"/>
@@ -13936,7 +13873,7 @@
         </w:tc>
         <w:tc>
           <w:tcPr>
-            <w:tcW w:w="1227" w:type="dxa"/>
+            <w:tcW w:w="1494" w:type="dxa"/>
             <w:tcBorders>
               <w:top w:val="single" w:sz="8" w:space="0" w:color="000000"/>
               <w:left w:val="single" w:sz="8" w:space="0" w:color="000000"/>
@@ -13962,7 +13899,7 @@
         </w:tc>
         <w:tc>
           <w:tcPr>
-            <w:tcW w:w="1003" w:type="dxa"/>
+            <w:tcW w:w="1221" w:type="dxa"/>
             <w:tcBorders>
               <w:top w:val="single" w:sz="8" w:space="0" w:color="000000"/>
               <w:left w:val="single" w:sz="8" w:space="0" w:color="000000"/>
@@ -13988,7 +13925,7 @@
         </w:tc>
         <w:tc>
           <w:tcPr>
-            <w:tcW w:w="1115" w:type="dxa"/>
+            <w:tcW w:w="1358" w:type="dxa"/>
             <w:tcBorders>
               <w:top w:val="single" w:sz="8" w:space="0" w:color="000000"/>
               <w:left w:val="single" w:sz="8" w:space="0" w:color="000000"/>
@@ -14014,7 +13951,7 @@
         </w:tc>
         <w:tc>
           <w:tcPr>
-            <w:tcW w:w="1338" w:type="dxa"/>
+            <w:tcW w:w="1629" w:type="dxa"/>
             <w:tcBorders>
               <w:top w:val="single" w:sz="8" w:space="0" w:color="000000"/>
               <w:left w:val="single" w:sz="8" w:space="0" w:color="000000"/>
@@ -14042,7 +13979,7 @@
       <w:tr>
         <w:tc>
           <w:tcPr>
-            <w:tcW w:w="1338" w:type="dxa"/>
+            <w:tcW w:w="1629" w:type="dxa"/>
             <w:tcBorders>
               <w:top w:val="single" w:sz="8" w:space="0" w:color="000000"/>
               <w:left w:val="single" w:sz="8" w:space="0" w:color="000000"/>
@@ -14068,7 +14005,7 @@
         </w:tc>
         <w:tc>
           <w:tcPr>
-            <w:tcW w:w="1227" w:type="dxa"/>
+            <w:tcW w:w="1494" w:type="dxa"/>
             <w:tcBorders>
               <w:top w:val="single" w:sz="8" w:space="0" w:color="000000"/>
               <w:left w:val="single" w:sz="8" w:space="0" w:color="000000"/>
@@ -14094,7 +14031,7 @@
         </w:tc>
         <w:tc>
           <w:tcPr>
-            <w:tcW w:w="669" w:type="dxa"/>
+            <w:tcW w:w="1051" w:type="dxa"/>
             <w:tcBorders>
               <w:top w:val="single" w:sz="8" w:space="0" w:color="000000"/>
               <w:left w:val="single" w:sz="8" w:space="0" w:color="000000"/>
@@ -14120,7 +14057,7 @@
         </w:tc>
         <w:tc>
           <w:tcPr>
-            <w:tcW w:w="1227" w:type="dxa"/>
+            <w:tcW w:w="1494" w:type="dxa"/>
             <w:tcBorders>
               <w:top w:val="single" w:sz="8" w:space="0" w:color="000000"/>
               <w:left w:val="single" w:sz="8" w:space="0" w:color="000000"/>
@@ -14146,7 +14083,7 @@
         </w:tc>
         <w:tc>
           <w:tcPr>
-            <w:tcW w:w="1003" w:type="dxa"/>
+            <w:tcW w:w="1221" w:type="dxa"/>
             <w:tcBorders>
               <w:top w:val="single" w:sz="8" w:space="0" w:color="000000"/>
               <w:left w:val="single" w:sz="8" w:space="0" w:color="000000"/>
@@ -14172,7 +14109,7 @@
         </w:tc>
         <w:tc>
           <w:tcPr>
-            <w:tcW w:w="1115" w:type="dxa"/>
+            <w:tcW w:w="1358" w:type="dxa"/>
             <w:tcBorders>
               <w:top w:val="single" w:sz="8" w:space="0" w:color="000000"/>
               <w:left w:val="single" w:sz="8" w:space="0" w:color="000000"/>
@@ -14198,7 +14135,7 @@
         </w:tc>
         <w:tc>
           <w:tcPr>
-            <w:tcW w:w="1338" w:type="dxa"/>
+            <w:tcW w:w="1629" w:type="dxa"/>
             <w:tcBorders>
               <w:top w:val="single" w:sz="8" w:space="0" w:color="000000"/>
               <w:left w:val="single" w:sz="8" w:space="0" w:color="000000"/>
@@ -14235,6 +14172,7 @@
           <w:i/>
           <w:iCs/>
         </w:rPr>
+        <w:lastRenderedPageBreak/>
         <w:t>Tabel 4.2.2 — Fields — Group &amp; Status</w:t>
       </w:r>
     </w:p>
@@ -14242,10 +14180,10 @@
       <w:pPr>
         <w:pStyle w:val="Heading3"/>
       </w:pPr>
-      <w:bookmarkStart w:id="43" w:name="tombol-aksi-form"/>
-      <w:bookmarkStart w:id="44" w:name="_Toc236123889"/>
+      <w:bookmarkStart w:id="43" w:name="_Toc236123889"/>
+      <w:bookmarkStart w:id="44" w:name="tombol-aksi-form"/>
       <w:bookmarkEnd w:id="35"/>
-      <w:bookmarkEnd w:id="37"/>
+      <w:bookmarkEnd w:id="38"/>
       <w:r>
         <w:rPr>
           <w:rFonts w:ascii="Calibri" w:hAnsi="Calibri" w:cs="Calibri"/>
@@ -14253,7 +14191,7 @@
         </w:rPr>
         <w:t>4.3 Tombol Aksi — Form</w:t>
       </w:r>
-      <w:bookmarkEnd w:id="44"/>
+      <w:bookmarkEnd w:id="43"/>
     </w:p>
     <w:p>
       <w:r>
@@ -14752,9 +14690,9 @@
       <w:pPr>
         <w:pStyle w:val="Heading3"/>
       </w:pPr>
-      <w:bookmarkStart w:id="45" w:name="business-rules-form"/>
-      <w:bookmarkStart w:id="46" w:name="_Toc236123890"/>
-      <w:bookmarkEnd w:id="39"/>
+      <w:bookmarkStart w:id="45" w:name="_Toc236123890"/>
+      <w:bookmarkStart w:id="46" w:name="business-rules-form"/>
+      <w:bookmarkEnd w:id="40"/>
       <w:r>
         <w:rPr>
           <w:rFonts w:ascii="Calibri" w:hAnsi="Calibri" w:cs="Calibri"/>
@@ -14762,7 +14700,7 @@
         </w:rPr>
         <w:t>4.4 Business Rules — Form</w:t>
       </w:r>
-      <w:bookmarkEnd w:id="46"/>
+      <w:bookmarkEnd w:id="45"/>
     </w:p>
     <w:tbl>
       <w:tblPr>
@@ -15141,18 +15079,17 @@
       <w:pPr>
         <w:pStyle w:val="Heading3"/>
       </w:pPr>
-      <w:bookmarkStart w:id="47" w:name="crud-form"/>
-      <w:bookmarkStart w:id="48" w:name="_Toc236123891"/>
+      <w:bookmarkStart w:id="47" w:name="_Toc236123891"/>
+      <w:bookmarkStart w:id="48" w:name="crud-form"/>
       <w:bookmarkEnd w:id="41"/>
       <w:r>
         <w:rPr>
           <w:rFonts w:ascii="Calibri" w:hAnsi="Calibri" w:cs="Calibri"/>
           <w:sz w:val="30"/>
         </w:rPr>
-        <w:lastRenderedPageBreak/>
         <w:t>4.5 CRUD — Form</w:t>
       </w:r>
-      <w:bookmarkEnd w:id="48"/>
+      <w:bookmarkEnd w:id="47"/>
     </w:p>
     <w:tbl>
       <w:tblPr>
@@ -15627,17 +15564,18 @@
       <w:pPr>
         <w:pStyle w:val="Heading3"/>
       </w:pPr>
-      <w:bookmarkStart w:id="49" w:name="lov-bosnet"/>
-      <w:bookmarkStart w:id="50" w:name="_Toc236123892"/>
+      <w:bookmarkStart w:id="49" w:name="_Toc236123892"/>
+      <w:bookmarkStart w:id="50" w:name="lov-bosnet"/>
       <w:bookmarkEnd w:id="42"/>
       <w:r>
         <w:rPr>
           <w:rFonts w:ascii="Calibri" w:hAnsi="Calibri" w:cs="Calibri"/>
           <w:sz w:val="30"/>
         </w:rPr>
+        <w:lastRenderedPageBreak/>
         <w:t>4.6 LOV Bosnet</w:t>
       </w:r>
-      <w:bookmarkEnd w:id="50"/>
+      <w:bookmarkEnd w:id="49"/>
     </w:p>
     <w:p>
       <w:r>
@@ -15757,8 +15695,8 @@
     </w:p>
     <w:p>
       <w:bookmarkStart w:id="51" w:name="tab-mapping-child"/>
-      <w:bookmarkEnd w:id="43"/>
-      <w:bookmarkEnd w:id="45"/>
+      <w:bookmarkEnd w:id="44"/>
+      <w:bookmarkEnd w:id="46"/>
       <w:r>
         <w:br w:type="page"/>
       </w:r>
@@ -15782,8 +15720,8 @@
       <w:pPr>
         <w:pStyle w:val="Heading3"/>
       </w:pPr>
-      <w:bookmarkStart w:id="53" w:name="deskripsi-2"/>
-      <w:bookmarkStart w:id="54" w:name="_Toc236123894"/>
+      <w:bookmarkStart w:id="53" w:name="_Toc236123894"/>
+      <w:bookmarkStart w:id="54" w:name="deskripsi-2"/>
       <w:r>
         <w:rPr>
           <w:rFonts w:ascii="Calibri" w:hAnsi="Calibri" w:cs="Calibri"/>
@@ -15791,7 +15729,7 @@
         </w:rPr>
         <w:t>5.1 Deskripsi</w:t>
       </w:r>
-      <w:bookmarkEnd w:id="54"/>
+      <w:bookmarkEnd w:id="53"/>
     </w:p>
     <w:p>
       <w:r>
@@ -15889,24 +15827,17 @@
       <w:pPr>
         <w:pStyle w:val="Heading3"/>
       </w:pPr>
-      <w:bookmarkStart w:id="55" w:name="grid-child"/>
-      <w:bookmarkStart w:id="56" w:name="_Toc236123895"/>
-      <w:bookmarkEnd w:id="47"/>
+      <w:bookmarkStart w:id="55" w:name="_Toc236123895"/>
+      <w:bookmarkStart w:id="56" w:name="grid-child"/>
+      <w:bookmarkEnd w:id="48"/>
       <w:r>
         <w:rPr>
           <w:rFonts w:ascii="Calibri" w:hAnsi="Calibri" w:cs="Calibri"/>
           <w:sz w:val="30"/>
         </w:rPr>
-        <w:t xml:space="preserve">5.2 </w:t>
-      </w:r>
-      <w:r>
-        <w:rPr>
-          <w:rFonts w:ascii="Calibri" w:hAnsi="Calibri" w:cs="Calibri"/>
-          <w:sz w:val="30"/>
-        </w:rPr>
-        <w:t>Grid Child</w:t>
-      </w:r>
-      <w:bookmarkEnd w:id="56"/>
+        <w:t>5.2 Grid Child</w:t>
+      </w:r>
+      <w:bookmarkEnd w:id="55"/>
     </w:p>
     <w:tbl>
       <w:tblPr>
@@ -17189,9 +17120,9 @@
       <w:pPr>
         <w:pStyle w:val="Heading3"/>
       </w:pPr>
-      <w:bookmarkStart w:id="57" w:name="modal-add-child"/>
-      <w:bookmarkStart w:id="58" w:name="_Toc236123896"/>
-      <w:bookmarkEnd w:id="49"/>
+      <w:bookmarkStart w:id="57" w:name="_Toc236123896"/>
+      <w:bookmarkStart w:id="58" w:name="modal-add-child"/>
+      <w:bookmarkEnd w:id="50"/>
       <w:r>
         <w:rPr>
           <w:rFonts w:ascii="Calibri" w:hAnsi="Calibri" w:cs="Calibri"/>
@@ -17199,7 +17130,7 @@
         </w:rPr>
         <w:t>5.3 Modal Add Child</w:t>
       </w:r>
-      <w:bookmarkEnd w:id="58"/>
+      <w:bookmarkEnd w:id="57"/>
     </w:p>
     <w:p>
       <w:r>
@@ -18255,8 +18186,8 @@
       <w:pPr>
         <w:pStyle w:val="Heading3"/>
       </w:pPr>
-      <w:bookmarkStart w:id="59" w:name="business-rules-child"/>
-      <w:bookmarkStart w:id="60" w:name="_Toc236123897"/>
+      <w:bookmarkStart w:id="59" w:name="_Toc236123897"/>
+      <w:bookmarkStart w:id="60" w:name="business-rules-child"/>
       <w:bookmarkEnd w:id="51"/>
       <w:r>
         <w:rPr>
@@ -18265,7 +18196,7 @@
         </w:rPr>
         <w:t>5.4 Business Rules — Child</w:t>
       </w:r>
-      <w:bookmarkEnd w:id="60"/>
+      <w:bookmarkEnd w:id="59"/>
     </w:p>
     <w:tbl>
       <w:tblPr>
@@ -19052,14 +18983,7 @@
                 <w:rFonts w:cs="Calibri"/>
                 <w:sz w:val="18"/>
               </w:rPr>
-              <w:t>l</w:t>
-            </w:r>
-            <w:r>
-              <w:rPr>
-                <w:rFonts w:cs="Calibri"/>
-                <w:sz w:val="18"/>
-              </w:rPr>
-              <w:t>inkedAt = YYYY-MM-01 bulan efektif.</w:t>
+              <w:t>linkedAt = YYYY-MM-01 bulan efektif.</w:t>
             </w:r>
           </w:p>
         </w:tc>
@@ -19083,9 +19007,9 @@
       <w:pPr>
         <w:pStyle w:val="Heading3"/>
       </w:pPr>
-      <w:bookmarkStart w:id="61" w:name="crud-child-mapping"/>
-      <w:bookmarkStart w:id="62" w:name="_Toc236123898"/>
-      <w:bookmarkEnd w:id="53"/>
+      <w:bookmarkStart w:id="61" w:name="_Toc236123898"/>
+      <w:bookmarkStart w:id="62" w:name="crud-child-mapping"/>
+      <w:bookmarkEnd w:id="54"/>
       <w:r>
         <w:rPr>
           <w:rFonts w:ascii="Calibri" w:hAnsi="Calibri" w:cs="Calibri"/>
@@ -19094,7 +19018,7 @@
         <w:lastRenderedPageBreak/>
         <w:t>5.5 CRUD — Child Mapping</w:t>
       </w:r>
-      <w:bookmarkEnd w:id="62"/>
+      <w:bookmarkEnd w:id="61"/>
     </w:p>
     <w:tbl>
       <w:tblPr>
@@ -19577,8 +19501,8 @@
     </w:p>
     <w:p>
       <w:bookmarkStart w:id="63" w:name="tab-mapping-activity"/>
-      <w:bookmarkEnd w:id="55"/>
-      <w:bookmarkEnd w:id="57"/>
+      <w:bookmarkEnd w:id="56"/>
+      <w:bookmarkEnd w:id="58"/>
       <w:r>
         <w:br w:type="page"/>
       </w:r>
@@ -19602,8 +19526,8 @@
       <w:pPr>
         <w:pStyle w:val="Heading3"/>
       </w:pPr>
-      <w:bookmarkStart w:id="65" w:name="deskripsi-3"/>
-      <w:bookmarkStart w:id="66" w:name="_Toc236123900"/>
+      <w:bookmarkStart w:id="65" w:name="_Toc236123900"/>
+      <w:bookmarkStart w:id="66" w:name="deskripsi-3"/>
       <w:r>
         <w:rPr>
           <w:rFonts w:ascii="Calibri" w:hAnsi="Calibri" w:cs="Calibri"/>
@@ -19611,7 +19535,7 @@
         </w:rPr>
         <w:t>6.1 Deskripsi</w:t>
       </w:r>
-      <w:bookmarkEnd w:id="66"/>
+      <w:bookmarkEnd w:id="65"/>
     </w:p>
     <w:p>
       <w:r>
@@ -19709,9 +19633,9 @@
       <w:pPr>
         <w:pStyle w:val="Heading3"/>
       </w:pPr>
-      <w:bookmarkStart w:id="67" w:name="grid-modal"/>
-      <w:bookmarkStart w:id="68" w:name="_Toc236123901"/>
-      <w:bookmarkEnd w:id="59"/>
+      <w:bookmarkStart w:id="67" w:name="_Toc236123901"/>
+      <w:bookmarkStart w:id="68" w:name="grid-modal"/>
+      <w:bookmarkEnd w:id="60"/>
       <w:r>
         <w:rPr>
           <w:rFonts w:ascii="Calibri" w:hAnsi="Calibri" w:cs="Calibri"/>
@@ -19719,7 +19643,7 @@
         </w:rPr>
         <w:t>6.2 Grid &amp; Modal</w:t>
       </w:r>
-      <w:bookmarkEnd w:id="68"/>
+      <w:bookmarkEnd w:id="67"/>
     </w:p>
     <w:tbl>
       <w:tblPr>
@@ -19760,15 +19684,7 @@
                 <w:b/>
                 <w:sz w:val="18"/>
               </w:rPr>
-              <w:t>Ko</w:t>
-            </w:r>
-            <w:r>
-              <w:rPr>
-                <w:rFonts w:cs="Calibri"/>
-                <w:b/>
-                <w:sz w:val="18"/>
-              </w:rPr>
-              <w:t>lom</w:t>
+              <w:t>Kolom</w:t>
             </w:r>
           </w:p>
         </w:tc>
@@ -20745,9 +20661,9 @@
       <w:pPr>
         <w:pStyle w:val="Heading3"/>
       </w:pPr>
-      <w:bookmarkStart w:id="69" w:name="business-rules-activity"/>
-      <w:bookmarkStart w:id="70" w:name="_Toc236123902"/>
-      <w:bookmarkEnd w:id="61"/>
+      <w:bookmarkStart w:id="69" w:name="_Toc236123902"/>
+      <w:bookmarkStart w:id="70" w:name="business-rules-activity"/>
+      <w:bookmarkEnd w:id="62"/>
       <w:r>
         <w:rPr>
           <w:rFonts w:ascii="Calibri" w:hAnsi="Calibri" w:cs="Calibri"/>
@@ -20755,7 +20671,7 @@
         </w:rPr>
         <w:t>6.3 Business Rules — Activity</w:t>
       </w:r>
-      <w:bookmarkEnd w:id="70"/>
+      <w:bookmarkEnd w:id="69"/>
     </w:p>
     <w:tbl>
       <w:tblPr>
@@ -21026,8 +20942,8 @@
       <w:pPr>
         <w:pStyle w:val="Heading3"/>
       </w:pPr>
-      <w:bookmarkStart w:id="71" w:name="crud-activity-mapping"/>
-      <w:bookmarkStart w:id="72" w:name="_Toc236123903"/>
+      <w:bookmarkStart w:id="71" w:name="_Toc236123903"/>
+      <w:bookmarkStart w:id="72" w:name="crud-activity-mapping"/>
       <w:bookmarkEnd w:id="63"/>
       <w:r>
         <w:rPr>
@@ -21036,7 +20952,7 @@
         </w:rPr>
         <w:t>6.4 CRUD — Activity Mapping</w:t>
       </w:r>
-      <w:bookmarkEnd w:id="72"/>
+      <w:bookmarkEnd w:id="71"/>
     </w:p>
     <w:tbl>
       <w:tblPr>
@@ -21519,8 +21435,8 @@
     </w:p>
     <w:p>
       <w:bookmarkStart w:id="73" w:name="aturan-bisnis"/>
-      <w:bookmarkEnd w:id="65"/>
-      <w:bookmarkEnd w:id="67"/>
+      <w:bookmarkEnd w:id="66"/>
+      <w:bookmarkEnd w:id="68"/>
       <w:r>
         <w:br w:type="page"/>
       </w:r>
@@ -22201,14 +22117,7 @@
                 <w:rFonts w:cs="Calibri"/>
                 <w:sz w:val="18"/>
               </w:rPr>
-              <w:t>Unmap dengan dampak hanya setelah mutasi koreksi BI sukse</w:t>
-            </w:r>
-            <w:r>
-              <w:rPr>
-                <w:rFonts w:cs="Calibri"/>
-                <w:sz w:val="18"/>
-              </w:rPr>
-              <w:t>s.</w:t>
+              <w:t>Unmap dengan dampak hanya setelah mutasi koreksi BI sukses.</w:t>
             </w:r>
           </w:p>
         </w:tc>
@@ -22424,14 +22333,7 @@
                 <w:rFonts w:cs="Calibri"/>
                 <w:sz w:val="18"/>
               </w:rPr>
-              <w:t>Periode sebelumnya: wajib satu n</w:t>
-            </w:r>
-            <w:r>
-              <w:rPr>
-                <w:rFonts w:cs="Calibri"/>
-                <w:sz w:val="18"/>
-              </w:rPr>
-              <w:t>ama bulan + upload CSV LISTING_CLAIM.</w:t>
+              <w:t>Periode sebelumnya: wajib satu nama bulan + upload CSV LISTING_CLAIM.</w:t>
             </w:r>
           </w:p>
         </w:tc>
@@ -22864,14 +22766,7 @@
                 <w:rFonts w:cs="Calibri"/>
                 <w:sz w:val="18"/>
               </w:rPr>
-              <w:t xml:space="preserve">Tidak ada menu CRUD </w:t>
-            </w:r>
-            <w:r>
-              <w:rPr>
-                <w:rFonts w:cs="Calibri"/>
-                <w:sz w:val="18"/>
-              </w:rPr>
-              <w:t>Jenis Activity terpisah.</w:t>
+              <w:t>Tidak ada menu CRUD Jenis Activity terpisah.</w:t>
             </w:r>
           </w:p>
         </w:tc>
@@ -22903,7 +22798,7 @@
     </w:p>
     <w:p>
       <w:bookmarkStart w:id="75" w:name="hak-akses-peran-pengguna"/>
-      <w:bookmarkEnd w:id="69"/>
+      <w:bookmarkEnd w:id="70"/>
       <w:r>
         <w:br w:type="page"/>
       </w:r>
@@ -23782,13 +23677,7 @@
         <w:rPr>
           <w:rFonts w:cs="Calibri"/>
         </w:rPr>
-        <w:t xml:space="preserve"> role dari localStorage.currentRole</w:t>
-      </w:r>
-      <w:r>
-        <w:rPr>
-          <w:rFonts w:cs="Calibri"/>
-        </w:rPr>
-        <w:t>. Production: sesuaikan matrix otorisasi MAVEN.</w:t>
+        <w:t xml:space="preserve"> role dari localStorage.currentRole. Production: sesuaikan matrix otorisasi MAVEN.</w:t>
       </w:r>
     </w:p>
     <w:p>
@@ -23803,7 +23692,7 @@
     </w:p>
     <w:p>
       <w:bookmarkStart w:id="77" w:name="database-erd"/>
-      <w:bookmarkEnd w:id="71"/>
+      <w:bookmarkEnd w:id="72"/>
       <w:r>
         <w:br w:type="page"/>
       </w:r>
@@ -23827,8 +23716,8 @@
       <w:pPr>
         <w:pStyle w:val="Heading3"/>
       </w:pPr>
-      <w:bookmarkStart w:id="79" w:name="konvensi-penamaan-maven"/>
-      <w:bookmarkStart w:id="80" w:name="_Toc236123907"/>
+      <w:bookmarkStart w:id="79" w:name="_Toc236123907"/>
+      <w:bookmarkStart w:id="80" w:name="konvensi-penamaan-maven"/>
       <w:r>
         <w:rPr>
           <w:rFonts w:ascii="Calibri" w:hAnsi="Calibri" w:cs="Calibri"/>
@@ -23836,7 +23725,7 @@
         </w:rPr>
         <w:t>9.1 Konvensi Penamaan MAVEN</w:t>
       </w:r>
-      <w:bookmarkEnd w:id="80"/>
+      <w:bookmarkEnd w:id="79"/>
     </w:p>
     <w:p>
       <w:r>
@@ -24036,14 +23925,7 @@
                 <w:rFonts w:cs="Calibri"/>
                 <w:sz w:val="18"/>
               </w:rPr>
-              <w:t>mDfMappingSubdist</w:t>
-            </w:r>
-            <w:r>
-              <w:rPr>
-                <w:rFonts w:cs="Calibri"/>
-                <w:sz w:val="18"/>
-              </w:rPr>
-              <w:t>, mDfActivity</w:t>
+              <w:t>mDfMappingSubdist, mDfActivity</w:t>
             </w:r>
           </w:p>
         </w:tc>
@@ -24734,13 +24616,7 @@
         <w:rPr>
           <w:rFonts w:cs="Calibri"/>
         </w:rPr>
-        <w:t xml:space="preserve"> Pada diagram Mermaid, label PK </w:t>
-      </w:r>
-      <w:r>
-        <w:rPr>
-          <w:rFonts w:cs="Calibri"/>
-        </w:rPr>
-        <w:t xml:space="preserve">di ujung atribut adalah </w:t>
+        <w:t xml:space="preserve"> Pada diagram Mermaid, label PK di ujung atribut adalah </w:t>
       </w:r>
       <w:r>
         <w:rPr>
@@ -24775,24 +24651,17 @@
       <w:pPr>
         <w:pStyle w:val="Heading3"/>
       </w:pPr>
-      <w:bookmarkStart w:id="81" w:name="entity-relationship-diagram"/>
-      <w:bookmarkStart w:id="82" w:name="_Toc236123908"/>
+      <w:bookmarkStart w:id="81" w:name="_Toc236123908"/>
+      <w:bookmarkStart w:id="82" w:name="entity-relationship-diagram"/>
       <w:bookmarkEnd w:id="73"/>
       <w:r>
         <w:rPr>
           <w:rFonts w:ascii="Calibri" w:hAnsi="Calibri" w:cs="Calibri"/>
           <w:sz w:val="30"/>
         </w:rPr>
-        <w:t>9.2 Entity Re</w:t>
-      </w:r>
-      <w:r>
-        <w:rPr>
-          <w:rFonts w:ascii="Calibri" w:hAnsi="Calibri" w:cs="Calibri"/>
-          <w:sz w:val="30"/>
-        </w:rPr>
-        <w:t>lationship Diagram</w:t>
-      </w:r>
-      <w:bookmarkEnd w:id="82"/>
+        <w:t>9.2 Entity Relationship Diagram</w:t>
+      </w:r>
+      <w:bookmarkEnd w:id="81"/>
     </w:p>
     <w:p>
       <w:r>
@@ -24899,8 +24768,8 @@
       <w:pPr>
         <w:pStyle w:val="Heading3"/>
       </w:pPr>
-      <w:bookmarkStart w:id="83" w:name="deskripsi-tabel"/>
-      <w:bookmarkStart w:id="84" w:name="_Toc236123909"/>
+      <w:bookmarkStart w:id="83" w:name="_Toc236123909"/>
+      <w:bookmarkStart w:id="84" w:name="deskripsi-tabel"/>
       <w:bookmarkEnd w:id="75"/>
       <w:r>
         <w:rPr>
@@ -24909,7 +24778,7 @@
         </w:rPr>
         <w:t>9.3 Deskripsi Tabel</w:t>
       </w:r>
-      <w:bookmarkEnd w:id="84"/>
+      <w:bookmarkEnd w:id="83"/>
     </w:p>
     <w:p>
       <w:pPr>
@@ -24929,13 +24798,7 @@
         <w:rPr>
           <w:rFonts w:cs="Calibri"/>
         </w:rPr>
-        <w:t>Tabel utama mapping</w:t>
-      </w:r>
-      <w:r>
-        <w:rPr>
-          <w:rFonts w:cs="Calibri"/>
-        </w:rPr>
-        <w:t xml:space="preserve"> Subdist (Parent dan Child dalam satu tabel; Parent = bolIsParent = true).</w:t>
+        <w:t>Tabel utama mapping Subdist (Parent dan Child dalam satu tabel; Parent = bolIsParent = true).</w:t>
       </w:r>
     </w:p>
     <w:p>
@@ -27933,7 +27796,7 @@
         <w:pStyle w:val="Heading4"/>
       </w:pPr>
       <w:bookmarkStart w:id="87" w:name="trdfmappingsubdistactivity"/>
-      <w:bookmarkEnd w:id="79"/>
+      <w:bookmarkEnd w:id="80"/>
       <w:r>
         <w:rPr>
           <w:rFonts w:ascii="Calibri" w:hAnsi="Calibri" w:cs="Calibri"/>
@@ -28536,10 +28399,10 @@
       <w:pPr>
         <w:pStyle w:val="Heading3"/>
       </w:pPr>
-      <w:bookmarkStart w:id="88" w:name="mapping-field-ui-kolom-db-ringkas"/>
-      <w:bookmarkStart w:id="89" w:name="_Toc236123910"/>
-      <w:bookmarkEnd w:id="81"/>
-      <w:bookmarkEnd w:id="83"/>
+      <w:bookmarkStart w:id="88" w:name="_Toc236123910"/>
+      <w:bookmarkStart w:id="89" w:name="mapping-field-ui-kolom-db-ringkas"/>
+      <w:bookmarkEnd w:id="82"/>
+      <w:bookmarkEnd w:id="84"/>
       <w:r>
         <w:rPr>
           <w:rFonts w:ascii="Calibri" w:hAnsi="Calibri" w:cs="Calibri"/>
@@ -28547,7 +28410,7 @@
         </w:rPr>
         <w:t>9.4 Mapping Field UI → Kolom DB (ringkas)</w:t>
       </w:r>
-      <w:bookmarkEnd w:id="89"/>
+      <w:bookmarkEnd w:id="88"/>
     </w:p>
     <w:tbl>
       <w:tblPr>
@@ -29288,8 +29151,8 @@
       <w:pPr>
         <w:pStyle w:val="Heading3"/>
       </w:pPr>
-      <w:bookmarkStart w:id="90" w:name="persistensi-prototype-vs-production"/>
-      <w:bookmarkStart w:id="91" w:name="_Toc236123911"/>
+      <w:bookmarkStart w:id="90" w:name="_Toc236123911"/>
+      <w:bookmarkStart w:id="91" w:name="persistensi-prototype-vs-production"/>
       <w:bookmarkEnd w:id="85"/>
       <w:r>
         <w:rPr>
@@ -29314,7 +29177,7 @@
         </w:rPr>
         <w:t xml:space="preserve"> Production</w:t>
       </w:r>
-      <w:bookmarkEnd w:id="91"/>
+      <w:bookmarkEnd w:id="90"/>
     </w:p>
     <w:tbl>
       <w:tblPr>
@@ -29836,8 +29699,8 @@
       <w:pPr>
         <w:pStyle w:val="Heading3"/>
       </w:pPr>
-      <w:bookmarkStart w:id="92" w:name="script-sql-create-table"/>
-      <w:bookmarkStart w:id="93" w:name="_Toc236123912"/>
+      <w:bookmarkStart w:id="92" w:name="_Toc236123912"/>
+      <w:bookmarkStart w:id="93" w:name="script-sql-create-table"/>
       <w:bookmarkEnd w:id="86"/>
       <w:r>
         <w:rPr>
@@ -29846,7 +29709,7 @@
         </w:rPr>
         <w:t>9.6 Script SQL — Create Table</w:t>
       </w:r>
-      <w:bookmarkEnd w:id="93"/>
+      <w:bookmarkEnd w:id="92"/>
     </w:p>
     <w:p>
       <w:r>
@@ -30018,14 +29881,7 @@
           <w:rStyle w:val="NormalTok"/>
           <w:rFonts w:cs="Calibri"/>
         </w:rPr>
-        <w:t xml:space="preserve">   </w:t>
-      </w:r>
-      <w:r>
-        <w:rPr>
-          <w:rStyle w:val="NormalTok"/>
-          <w:rFonts w:cs="Calibri"/>
-        </w:rPr>
-        <w:t xml:space="preserve">uuid </w:t>
+        <w:t xml:space="preserve">   uuid </w:t>
       </w:r>
       <w:r>
         <w:rPr>
@@ -31882,20 +31738,171 @@
           <w:rStyle w:val="KeywordTok"/>
           <w:rFonts w:cs="Calibri"/>
         </w:rPr>
-        <w:t>t</w:t>
+        <w:t>true</w:t>
+      </w:r>
+      <w:r>
+        <w:rPr>
+          <w:rStyle w:val="NormalTok"/>
+          <w:rFonts w:cs="Calibri"/>
+        </w:rPr>
+        <w:t>,</w:t>
+      </w:r>
+      <w:r>
+        <w:rPr>
+          <w:rFonts w:cs="Calibri"/>
+        </w:rPr>
+        <w:br/>
+      </w:r>
+      <w:r>
+        <w:rPr>
+          <w:rStyle w:val="NormalTok"/>
+          <w:rFonts w:cs="Calibri"/>
+        </w:rPr>
+        <w:t xml:space="preserve">  </w:t>
+      </w:r>
+      <w:r>
+        <w:rPr>
+          <w:rStyle w:val="OtherTok"/>
+          <w:rFonts w:cs="Calibri"/>
+        </w:rPr>
+        <w:t>"refParentDfMappingSubdistId"</w:t>
+      </w:r>
+      <w:r>
+        <w:rPr>
+          <w:rStyle w:val="NormalTok"/>
+          <w:rFonts w:cs="Calibri"/>
+        </w:rPr>
+        <w:t xml:space="preserve">  uuid </w:t>
       </w:r>
       <w:r>
         <w:rPr>
           <w:rStyle w:val="KeywordTok"/>
           <w:rFonts w:cs="Calibri"/>
         </w:rPr>
-        <w:t>rue</w:t>
+        <w:t>NULL</w:t>
+      </w:r>
+      <w:r>
+        <w:rPr>
+          <w:rFonts w:cs="Calibri"/>
+        </w:rPr>
+        <w:br/>
       </w:r>
       <w:r>
         <w:rPr>
           <w:rStyle w:val="NormalTok"/>
           <w:rFonts w:cs="Calibri"/>
         </w:rPr>
+        <w:t xml:space="preserve">      </w:t>
+      </w:r>
+      <w:r>
+        <w:rPr>
+          <w:rStyle w:val="KeywordTok"/>
+          <w:rFonts w:cs="Calibri"/>
+        </w:rPr>
+        <w:t>REFERENCES</w:t>
+      </w:r>
+      <w:r>
+        <w:rPr>
+          <w:rStyle w:val="NormalTok"/>
+          <w:rFonts w:cs="Calibri"/>
+        </w:rPr>
+        <w:t xml:space="preserve"> </w:t>
+      </w:r>
+      <w:r>
+        <w:rPr>
+          <w:rStyle w:val="OtherTok"/>
+          <w:rFonts w:cs="Calibri"/>
+        </w:rPr>
+        <w:t>"mDfMappingSubdist"</w:t>
+      </w:r>
+      <w:r>
+        <w:rPr>
+          <w:rStyle w:val="NormalTok"/>
+          <w:rFonts w:cs="Calibri"/>
+        </w:rPr>
+        <w:t xml:space="preserve"> (</w:t>
+      </w:r>
+      <w:r>
+        <w:rPr>
+          <w:rStyle w:val="OtherTok"/>
+          <w:rFonts w:cs="Calibri"/>
+        </w:rPr>
+        <w:t>"pkDfMappingSubdistId"</w:t>
+      </w:r>
+      <w:r>
+        <w:rPr>
+          <w:rStyle w:val="NormalTok"/>
+          <w:rFonts w:cs="Calibri"/>
+        </w:rPr>
+        <w:t>),</w:t>
+      </w:r>
+      <w:r>
+        <w:rPr>
+          <w:rFonts w:cs="Calibri"/>
+        </w:rPr>
+        <w:br/>
+      </w:r>
+      <w:r>
+        <w:rPr>
+          <w:rStyle w:val="NormalTok"/>
+          <w:rFonts w:cs="Calibri"/>
+        </w:rPr>
+        <w:t xml:space="preserve">  </w:t>
+      </w:r>
+      <w:r>
+        <w:rPr>
+          <w:rStyle w:val="OtherTok"/>
+          <w:rFonts w:cs="Calibri"/>
+        </w:rPr>
+        <w:t>"txtNamaGroup"</w:t>
+      </w:r>
+      <w:r>
+        <w:rPr>
+          <w:rStyle w:val="NormalTok"/>
+          <w:rFonts w:cs="Calibri"/>
+        </w:rPr>
+        <w:t xml:space="preserve">                 </w:t>
+      </w:r>
+      <w:r>
+        <w:rPr>
+          <w:rStyle w:val="DataTypeTok"/>
+          <w:rFonts w:cs="Calibri"/>
+        </w:rPr>
+        <w:t>varchar</w:t>
+      </w:r>
+      <w:r>
+        <w:rPr>
+          <w:rStyle w:val="NormalTok"/>
+          <w:rFonts w:cs="Calibri"/>
+        </w:rPr>
+        <w:t>(</w:t>
+      </w:r>
+      <w:r>
+        <w:rPr>
+          <w:rStyle w:val="DecValTok"/>
+          <w:rFonts w:cs="Calibri"/>
+        </w:rPr>
+        <w:t>200</w:t>
+      </w:r>
+      <w:r>
+        <w:rPr>
+          <w:rStyle w:val="NormalTok"/>
+          <w:rFonts w:cs="Calibri"/>
+        </w:rPr>
+        <w:t xml:space="preserve">) </w:t>
+      </w:r>
+      <w:r>
+        <w:rPr>
+          <w:rStyle w:val="KeywordTok"/>
+          <w:rFonts w:cs="Calibri"/>
+        </w:rPr>
+        <w:t>NULL</w:t>
+      </w:r>
+      <w:r>
+        <w:rPr>
+          <w:rStyle w:val="NormalTok"/>
+          <w:rFonts w:cs="Calibri"/>
+        </w:rPr>
         <w:t>,</w:t>
       </w:r>
       <w:r>
@@ -31916,14 +31923,14 @@
           <w:rStyle w:val="OtherTok"/>
           <w:rFonts w:cs="Calibri"/>
         </w:rPr>
-        <w:t>"refParentDfMappingSubdistId"</w:t>
+        <w:t>"txtAlamat"</w:t>
       </w:r>
       <w:r>
         <w:rPr>
           <w:rStyle w:val="NormalTok"/>
           <w:rFonts w:cs="Calibri"/>
         </w:rPr>
-        <w:t xml:space="preserve">  uuid </w:t>
+        <w:t xml:space="preserve">                    text </w:t>
       </w:r>
       <w:r>
         <w:rPr>
@@ -31934,6 +31941,13 @@
       </w:r>
       <w:r>
         <w:rPr>
+          <w:rStyle w:val="NormalTok"/>
+          <w:rFonts w:cs="Calibri"/>
+        </w:rPr>
+        <w:t>,</w:t>
+      </w:r>
+      <w:r>
+        <w:rPr>
           <w:rFonts w:cs="Calibri"/>
         </w:rPr>
         <w:br/>
@@ -31943,14 +31957,42 @@
           <w:rStyle w:val="NormalTok"/>
           <w:rFonts w:cs="Calibri"/>
         </w:rPr>
-        <w:t xml:space="preserve">      </w:t>
+        <w:t xml:space="preserve">  </w:t>
+      </w:r>
+      <w:r>
+        <w:rPr>
+          <w:rStyle w:val="OtherTok"/>
+          <w:rFonts w:cs="Calibri"/>
+        </w:rPr>
+        <w:t>"bolActive"</w:t>
+      </w:r>
+      <w:r>
+        <w:rPr>
+          <w:rStyle w:val="NormalTok"/>
+          <w:rFonts w:cs="Calibri"/>
+        </w:rPr>
+        <w:t xml:space="preserve">                    </w:t>
+      </w:r>
+      <w:r>
+        <w:rPr>
+          <w:rStyle w:val="DataTypeTok"/>
+          <w:rFonts w:cs="Calibri"/>
+        </w:rPr>
+        <w:t>boolean</w:t>
+      </w:r>
+      <w:r>
+        <w:rPr>
+          <w:rStyle w:val="NormalTok"/>
+          <w:rFonts w:cs="Calibri"/>
+        </w:rPr>
+        <w:t xml:space="preserve"> </w:t>
       </w:r>
       <w:r>
         <w:rPr>
           <w:rStyle w:val="KeywordTok"/>
           <w:rFonts w:cs="Calibri"/>
         </w:rPr>
-        <w:t>REFERENCES</w:t>
+        <w:t>NOT</w:t>
       </w:r>
       <w:r>
         <w:rPr>
@@ -31961,31 +32003,169 @@
       </w:r>
       <w:r>
         <w:rPr>
+          <w:rStyle w:val="KeywordTok"/>
+          <w:rFonts w:cs="Calibri"/>
+        </w:rPr>
+        <w:t>NULL</w:t>
+      </w:r>
+      <w:r>
+        <w:rPr>
+          <w:rStyle w:val="NormalTok"/>
+          <w:rFonts w:cs="Calibri"/>
+        </w:rPr>
+        <w:t xml:space="preserve"> </w:t>
+      </w:r>
+      <w:r>
+        <w:rPr>
+          <w:rStyle w:val="KeywordTok"/>
+          <w:rFonts w:cs="Calibri"/>
+        </w:rPr>
+        <w:t>DEFAULT</w:t>
+      </w:r>
+      <w:r>
+        <w:rPr>
+          <w:rStyle w:val="NormalTok"/>
+          <w:rFonts w:cs="Calibri"/>
+        </w:rPr>
+        <w:t xml:space="preserve"> </w:t>
+      </w:r>
+      <w:r>
+        <w:rPr>
+          <w:rStyle w:val="KeywordTok"/>
+          <w:rFonts w:cs="Calibri"/>
+        </w:rPr>
+        <w:t>true</w:t>
+      </w:r>
+      <w:r>
+        <w:rPr>
+          <w:rStyle w:val="NormalTok"/>
+          <w:rFonts w:cs="Calibri"/>
+        </w:rPr>
+        <w:t>,</w:t>
+      </w:r>
+      <w:r>
+        <w:rPr>
+          <w:rFonts w:cs="Calibri"/>
+        </w:rPr>
+        <w:br/>
+      </w:r>
+      <w:r>
+        <w:rPr>
+          <w:rStyle w:val="NormalTok"/>
+          <w:rFonts w:cs="Calibri"/>
+        </w:rPr>
+        <w:t xml:space="preserve">  </w:t>
+      </w:r>
+      <w:r>
+        <w:rPr>
           <w:rStyle w:val="OtherTok"/>
           <w:rFonts w:cs="Calibri"/>
         </w:rPr>
-        <w:t>"mDfMappingSubdist"</w:t>
+        <w:t>"dtLinkedAt"</w:t>
       </w:r>
       <w:r>
         <w:rPr>
           <w:rStyle w:val="NormalTok"/>
           <w:rFonts w:cs="Calibri"/>
         </w:rPr>
-        <w:t xml:space="preserve"> (</w:t>
+        <w:t xml:space="preserve">                   </w:t>
+      </w:r>
+      <w:r>
+        <w:rPr>
+          <w:rStyle w:val="DataTypeTok"/>
+          <w:rFonts w:cs="Calibri"/>
+        </w:rPr>
+        <w:t>date</w:t>
+      </w:r>
+      <w:r>
+        <w:rPr>
+          <w:rStyle w:val="NormalTok"/>
+          <w:rFonts w:cs="Calibri"/>
+        </w:rPr>
+        <w:t xml:space="preserve"> </w:t>
+      </w:r>
+      <w:r>
+        <w:rPr>
+          <w:rStyle w:val="KeywordTok"/>
+          <w:rFonts w:cs="Calibri"/>
+        </w:rPr>
+        <w:t>NULL</w:t>
+      </w:r>
+      <w:r>
+        <w:rPr>
+          <w:rStyle w:val="NormalTok"/>
+          <w:rFonts w:cs="Calibri"/>
+        </w:rPr>
+        <w:t>,</w:t>
+      </w:r>
+      <w:r>
+        <w:rPr>
+          <w:rFonts w:cs="Calibri"/>
+        </w:rPr>
+        <w:br/>
+      </w:r>
+      <w:r>
+        <w:rPr>
+          <w:rStyle w:val="NormalTok"/>
+          <w:rFonts w:cs="Calibri"/>
+        </w:rPr>
+        <w:t xml:space="preserve">  </w:t>
       </w:r>
       <w:r>
         <w:rPr>
           <w:rStyle w:val="OtherTok"/>
           <w:rFonts w:cs="Calibri"/>
         </w:rPr>
-        <w:t>"pkDfMappingSubdistId"</w:t>
+        <w:t>"refInsertedBy"</w:t>
       </w:r>
       <w:r>
         <w:rPr>
           <w:rStyle w:val="NormalTok"/>
           <w:rFonts w:cs="Calibri"/>
         </w:rPr>
-        <w:t>),</w:t>
+        <w:t xml:space="preserve">                </w:t>
+      </w:r>
+      <w:r>
+        <w:rPr>
+          <w:rStyle w:val="DataTypeTok"/>
+          <w:rFonts w:cs="Calibri"/>
+        </w:rPr>
+        <w:t>varchar</w:t>
+      </w:r>
+      <w:r>
+        <w:rPr>
+          <w:rStyle w:val="NormalTok"/>
+          <w:rFonts w:cs="Calibri"/>
+        </w:rPr>
+        <w:t>(</w:t>
+      </w:r>
+      <w:r>
+        <w:rPr>
+          <w:rStyle w:val="DecValTok"/>
+          <w:rFonts w:cs="Calibri"/>
+        </w:rPr>
+        <w:t>100</w:t>
+      </w:r>
+      <w:r>
+        <w:rPr>
+          <w:rStyle w:val="NormalTok"/>
+          <w:rFonts w:cs="Calibri"/>
+        </w:rPr>
+        <w:t xml:space="preserve">) </w:t>
+      </w:r>
+      <w:r>
+        <w:rPr>
+          <w:rStyle w:val="KeywordTok"/>
+          <w:rFonts w:cs="Calibri"/>
+        </w:rPr>
+        <w:t>NULL</w:t>
+      </w:r>
+      <w:r>
+        <w:rPr>
+          <w:rStyle w:val="NormalTok"/>
+          <w:rFonts w:cs="Calibri"/>
+        </w:rPr>
+        <w:t>,</w:t>
       </w:r>
       <w:r>
         <w:rPr>
@@ -32005,13 +32185,124 @@
           <w:rStyle w:val="OtherTok"/>
           <w:rFonts w:cs="Calibri"/>
         </w:rPr>
-        <w:t>"txtNamaGroup"</w:t>
+        <w:t>"dtInserted"</w:t>
       </w:r>
       <w:r>
         <w:rPr>
           <w:rStyle w:val="NormalTok"/>
           <w:rFonts w:cs="Calibri"/>
         </w:rPr>
+        <w:t xml:space="preserve">                   </w:t>
+      </w:r>
+      <w:r>
+        <w:rPr>
+          <w:rStyle w:val="DataTypeTok"/>
+          <w:rFonts w:cs="Calibri"/>
+        </w:rPr>
+        <w:t>timestamp</w:t>
+      </w:r>
+      <w:r>
+        <w:rPr>
+          <w:rStyle w:val="NormalTok"/>
+          <w:rFonts w:cs="Calibri"/>
+        </w:rPr>
+        <w:t xml:space="preserve"> </w:t>
+      </w:r>
+      <w:r>
+        <w:rPr>
+          <w:rStyle w:val="KeywordTok"/>
+          <w:rFonts w:cs="Calibri"/>
+        </w:rPr>
+        <w:t>without</w:t>
+      </w:r>
+      <w:r>
+        <w:rPr>
+          <w:rStyle w:val="NormalTok"/>
+          <w:rFonts w:cs="Calibri"/>
+        </w:rPr>
+        <w:t xml:space="preserve"> </w:t>
+      </w:r>
+      <w:r>
+        <w:rPr>
+          <w:rStyle w:val="DataTypeTok"/>
+          <w:rFonts w:cs="Calibri"/>
+        </w:rPr>
+        <w:t>time</w:t>
+      </w:r>
+      <w:r>
+        <w:rPr>
+          <w:rStyle w:val="NormalTok"/>
+          <w:rFonts w:cs="Calibri"/>
+        </w:rPr>
+        <w:t xml:space="preserve"> </w:t>
+      </w:r>
+      <w:r>
+        <w:rPr>
+          <w:rStyle w:val="DataTypeTok"/>
+          <w:rFonts w:cs="Calibri"/>
+        </w:rPr>
+        <w:t>zone</w:t>
+      </w:r>
+      <w:r>
+        <w:rPr>
+          <w:rStyle w:val="NormalTok"/>
+          <w:rFonts w:cs="Calibri"/>
+        </w:rPr>
+        <w:t xml:space="preserve"> </w:t>
+      </w:r>
+      <w:r>
+        <w:rPr>
+          <w:rStyle w:val="KeywordTok"/>
+          <w:rFonts w:cs="Calibri"/>
+        </w:rPr>
+        <w:t>DEFAULT</w:t>
+      </w:r>
+      <w:r>
+        <w:rPr>
+          <w:rStyle w:val="NormalTok"/>
+          <w:rFonts w:cs="Calibri"/>
+        </w:rPr>
+        <w:t xml:space="preserve"> </w:t>
+      </w:r>
+      <w:r>
+        <w:rPr>
+          <w:rStyle w:val="FunctionTok"/>
+          <w:rFonts w:cs="Calibri"/>
+        </w:rPr>
+        <w:t>CURRENT_TIMESTAMP</w:t>
+      </w:r>
+      <w:r>
+        <w:rPr>
+          <w:rStyle w:val="NormalTok"/>
+          <w:rFonts w:cs="Calibri"/>
+        </w:rPr>
+        <w:t>,</w:t>
+      </w:r>
+      <w:r>
+        <w:rPr>
+          <w:rFonts w:cs="Calibri"/>
+        </w:rPr>
+        <w:br/>
+      </w:r>
+      <w:r>
+        <w:rPr>
+          <w:rStyle w:val="NormalTok"/>
+          <w:rFonts w:cs="Calibri"/>
+        </w:rPr>
+        <w:t xml:space="preserve">  </w:t>
+      </w:r>
+      <w:r>
+        <w:rPr>
+          <w:rStyle w:val="OtherTok"/>
+          <w:rFonts w:cs="Calibri"/>
+        </w:rPr>
+        <w:t>"refUpdatedBy"</w:t>
+      </w:r>
+      <w:r>
+        <w:rPr>
+          <w:rStyle w:val="NormalTok"/>
+          <w:rFonts w:cs="Calibri"/>
+        </w:rPr>
         <w:t xml:space="preserve">                 </w:t>
       </w:r>
       <w:r>
@@ -32033,7 +32324,7 @@
           <w:rStyle w:val="DecValTok"/>
           <w:rFonts w:cs="Calibri"/>
         </w:rPr>
-        <w:t>200</w:t>
+        <w:t>100</w:t>
       </w:r>
       <w:r>
         <w:rPr>
@@ -32074,456 +32365,7 @@
           <w:rStyle w:val="OtherTok"/>
           <w:rFonts w:cs="Calibri"/>
         </w:rPr>
-        <w:t>"txtAlamat"</w:t>
-      </w:r>
-      <w:r>
-        <w:rPr>
-          <w:rStyle w:val="NormalTok"/>
-          <w:rFonts w:cs="Calibri"/>
-        </w:rPr>
-        <w:t xml:space="preserve">                    text </w:t>
-      </w:r>
-      <w:r>
-        <w:rPr>
-          <w:rStyle w:val="KeywordTok"/>
-          <w:rFonts w:cs="Calibri"/>
-        </w:rPr>
-        <w:t>NULL</w:t>
-      </w:r>
-      <w:r>
-        <w:rPr>
-          <w:rStyle w:val="NormalTok"/>
-          <w:rFonts w:cs="Calibri"/>
-        </w:rPr>
-        <w:t>,</w:t>
-      </w:r>
-      <w:r>
-        <w:rPr>
-          <w:rFonts w:cs="Calibri"/>
-        </w:rPr>
-        <w:br/>
-      </w:r>
-      <w:r>
-        <w:rPr>
-          <w:rStyle w:val="NormalTok"/>
-          <w:rFonts w:cs="Calibri"/>
-        </w:rPr>
-        <w:t xml:space="preserve">  </w:t>
-      </w:r>
-      <w:r>
-        <w:rPr>
-          <w:rStyle w:val="OtherTok"/>
-          <w:rFonts w:cs="Calibri"/>
-        </w:rPr>
-        <w:t>"bolActive"</w:t>
-      </w:r>
-      <w:r>
-        <w:rPr>
-          <w:rStyle w:val="NormalTok"/>
-          <w:rFonts w:cs="Calibri"/>
-        </w:rPr>
-        <w:t xml:space="preserve">                    </w:t>
-      </w:r>
-      <w:r>
-        <w:rPr>
-          <w:rStyle w:val="DataTypeTok"/>
-          <w:rFonts w:cs="Calibri"/>
-        </w:rPr>
-        <w:t>boolean</w:t>
-      </w:r>
-      <w:r>
-        <w:rPr>
-          <w:rStyle w:val="NormalTok"/>
-          <w:rFonts w:cs="Calibri"/>
-        </w:rPr>
-        <w:t xml:space="preserve"> </w:t>
-      </w:r>
-      <w:r>
-        <w:rPr>
-          <w:rStyle w:val="KeywordTok"/>
-          <w:rFonts w:cs="Calibri"/>
-        </w:rPr>
-        <w:t>NOT</w:t>
-      </w:r>
-      <w:r>
-        <w:rPr>
-          <w:rStyle w:val="NormalTok"/>
-          <w:rFonts w:cs="Calibri"/>
-        </w:rPr>
-        <w:t xml:space="preserve"> </w:t>
-      </w:r>
-      <w:r>
-        <w:rPr>
-          <w:rStyle w:val="KeywordTok"/>
-          <w:rFonts w:cs="Calibri"/>
-        </w:rPr>
-        <w:t>NULL</w:t>
-      </w:r>
-      <w:r>
-        <w:rPr>
-          <w:rStyle w:val="NormalTok"/>
-          <w:rFonts w:cs="Calibri"/>
-        </w:rPr>
-        <w:t xml:space="preserve"> </w:t>
-      </w:r>
-      <w:r>
-        <w:rPr>
-          <w:rStyle w:val="KeywordTok"/>
-          <w:rFonts w:cs="Calibri"/>
-        </w:rPr>
-        <w:t>DEFAULT</w:t>
-      </w:r>
-      <w:r>
-        <w:rPr>
-          <w:rStyle w:val="NormalTok"/>
-          <w:rFonts w:cs="Calibri"/>
-        </w:rPr>
-        <w:t xml:space="preserve"> </w:t>
-      </w:r>
-      <w:r>
-        <w:rPr>
-          <w:rStyle w:val="KeywordTok"/>
-          <w:rFonts w:cs="Calibri"/>
-        </w:rPr>
-        <w:t>true</w:t>
-      </w:r>
-      <w:r>
-        <w:rPr>
-          <w:rStyle w:val="NormalTok"/>
-          <w:rFonts w:cs="Calibri"/>
-        </w:rPr>
-        <w:t>,</w:t>
-      </w:r>
-      <w:r>
-        <w:rPr>
-          <w:rFonts w:cs="Calibri"/>
-        </w:rPr>
-        <w:br/>
-      </w:r>
-      <w:r>
-        <w:rPr>
-          <w:rStyle w:val="NormalTok"/>
-          <w:rFonts w:cs="Calibri"/>
-        </w:rPr>
-        <w:t xml:space="preserve">  </w:t>
-      </w:r>
-      <w:r>
-        <w:rPr>
-          <w:rStyle w:val="OtherTok"/>
-          <w:rFonts w:cs="Calibri"/>
-        </w:rPr>
-        <w:t>"dtLinkedAt"</w:t>
-      </w:r>
-      <w:r>
-        <w:rPr>
-          <w:rStyle w:val="NormalTok"/>
-          <w:rFonts w:cs="Calibri"/>
-        </w:rPr>
-        <w:t xml:space="preserve">                   </w:t>
-      </w:r>
-      <w:r>
-        <w:rPr>
-          <w:rStyle w:val="DataTypeTok"/>
-          <w:rFonts w:cs="Calibri"/>
-        </w:rPr>
-        <w:t>date</w:t>
-      </w:r>
-      <w:r>
-        <w:rPr>
-          <w:rStyle w:val="NormalTok"/>
-          <w:rFonts w:cs="Calibri"/>
-        </w:rPr>
-        <w:t xml:space="preserve"> </w:t>
-      </w:r>
-      <w:r>
-        <w:rPr>
-          <w:rStyle w:val="KeywordTok"/>
-          <w:rFonts w:cs="Calibri"/>
-        </w:rPr>
-        <w:t>NULL</w:t>
-      </w:r>
-      <w:r>
-        <w:rPr>
-          <w:rStyle w:val="NormalTok"/>
-          <w:rFonts w:cs="Calibri"/>
-        </w:rPr>
-        <w:t>,</w:t>
-      </w:r>
-      <w:r>
-        <w:rPr>
-          <w:rFonts w:cs="Calibri"/>
-        </w:rPr>
-        <w:br/>
-      </w:r>
-      <w:r>
-        <w:rPr>
-          <w:rStyle w:val="NormalTok"/>
-          <w:rFonts w:cs="Calibri"/>
-        </w:rPr>
-        <w:t xml:space="preserve">  </w:t>
-      </w:r>
-      <w:r>
-        <w:rPr>
-          <w:rStyle w:val="OtherTok"/>
-          <w:rFonts w:cs="Calibri"/>
-        </w:rPr>
-        <w:t>"refInsertedBy"</w:t>
-      </w:r>
-      <w:r>
-        <w:rPr>
-          <w:rStyle w:val="NormalTok"/>
-          <w:rFonts w:cs="Calibri"/>
-        </w:rPr>
-        <w:t xml:space="preserve">                </w:t>
-      </w:r>
-      <w:r>
-        <w:rPr>
-          <w:rStyle w:val="DataTypeTok"/>
-          <w:rFonts w:cs="Calibri"/>
-        </w:rPr>
-        <w:t>varchar</w:t>
-      </w:r>
-      <w:r>
-        <w:rPr>
-          <w:rStyle w:val="NormalTok"/>
-          <w:rFonts w:cs="Calibri"/>
-        </w:rPr>
-        <w:t>(</w:t>
-      </w:r>
-      <w:r>
-        <w:rPr>
-          <w:rStyle w:val="DecValTok"/>
-          <w:rFonts w:cs="Calibri"/>
-        </w:rPr>
-        <w:t>100</w:t>
-      </w:r>
-      <w:r>
-        <w:rPr>
-          <w:rStyle w:val="NormalTok"/>
-          <w:rFonts w:cs="Calibri"/>
-        </w:rPr>
-        <w:t xml:space="preserve">) </w:t>
-      </w:r>
-      <w:r>
-        <w:rPr>
-          <w:rStyle w:val="KeywordTok"/>
-          <w:rFonts w:cs="Calibri"/>
-        </w:rPr>
-        <w:t>NULL</w:t>
-      </w:r>
-      <w:r>
-        <w:rPr>
-          <w:rStyle w:val="NormalTok"/>
-          <w:rFonts w:cs="Calibri"/>
-        </w:rPr>
-        <w:t>,</w:t>
-      </w:r>
-      <w:r>
-        <w:rPr>
-          <w:rFonts w:cs="Calibri"/>
-        </w:rPr>
-        <w:br/>
-      </w:r>
-      <w:r>
-        <w:rPr>
-          <w:rStyle w:val="NormalTok"/>
-          <w:rFonts w:cs="Calibri"/>
-        </w:rPr>
-        <w:t xml:space="preserve">  </w:t>
-      </w:r>
-      <w:r>
-        <w:rPr>
-          <w:rStyle w:val="OtherTok"/>
-          <w:rFonts w:cs="Calibri"/>
-        </w:rPr>
-        <w:t>"dtInserted"</w:t>
-      </w:r>
-      <w:r>
-        <w:rPr>
-          <w:rStyle w:val="NormalTok"/>
-          <w:rFonts w:cs="Calibri"/>
-        </w:rPr>
-        <w:t xml:space="preserve">                   </w:t>
-      </w:r>
-      <w:r>
-        <w:rPr>
-          <w:rStyle w:val="DataTypeTok"/>
-          <w:rFonts w:cs="Calibri"/>
-        </w:rPr>
-        <w:t>timestamp</w:t>
-      </w:r>
-      <w:r>
-        <w:rPr>
-          <w:rStyle w:val="NormalTok"/>
-          <w:rFonts w:cs="Calibri"/>
-        </w:rPr>
-        <w:t xml:space="preserve"> </w:t>
-      </w:r>
-      <w:r>
-        <w:rPr>
-          <w:rStyle w:val="KeywordTok"/>
-          <w:rFonts w:cs="Calibri"/>
-        </w:rPr>
-        <w:t>without</w:t>
-      </w:r>
-      <w:r>
-        <w:rPr>
-          <w:rStyle w:val="NormalTok"/>
-          <w:rFonts w:cs="Calibri"/>
-        </w:rPr>
-        <w:t xml:space="preserve"> </w:t>
-      </w:r>
-      <w:r>
-        <w:rPr>
-          <w:rStyle w:val="DataTypeTok"/>
-          <w:rFonts w:cs="Calibri"/>
-        </w:rPr>
-        <w:t>time</w:t>
-      </w:r>
-      <w:r>
-        <w:rPr>
-          <w:rStyle w:val="NormalTok"/>
-          <w:rFonts w:cs="Calibri"/>
-        </w:rPr>
-        <w:t xml:space="preserve"> </w:t>
-      </w:r>
-      <w:r>
-        <w:rPr>
-          <w:rStyle w:val="DataTypeTok"/>
-          <w:rFonts w:cs="Calibri"/>
-        </w:rPr>
-        <w:t>zone</w:t>
-      </w:r>
-      <w:r>
-        <w:rPr>
-          <w:rStyle w:val="NormalTok"/>
-          <w:rFonts w:cs="Calibri"/>
-        </w:rPr>
-        <w:t xml:space="preserve"> </w:t>
-      </w:r>
-      <w:r>
-        <w:rPr>
-          <w:rStyle w:val="KeywordTok"/>
-          <w:rFonts w:cs="Calibri"/>
-        </w:rPr>
-        <w:t>DEFAULT</w:t>
-      </w:r>
-      <w:r>
-        <w:rPr>
-          <w:rStyle w:val="NormalTok"/>
-          <w:rFonts w:cs="Calibri"/>
-        </w:rPr>
-        <w:t xml:space="preserve"> </w:t>
-      </w:r>
-      <w:r>
-        <w:rPr>
-          <w:rStyle w:val="FunctionTok"/>
-          <w:rFonts w:cs="Calibri"/>
-        </w:rPr>
-        <w:t>CURRENT_TIMESTAMP</w:t>
-      </w:r>
-      <w:r>
-        <w:rPr>
-          <w:rStyle w:val="NormalTok"/>
-          <w:rFonts w:cs="Calibri"/>
-        </w:rPr>
-        <w:t>,</w:t>
-      </w:r>
-      <w:r>
-        <w:rPr>
-          <w:rFonts w:cs="Calibri"/>
-        </w:rPr>
-        <w:br/>
-      </w:r>
-      <w:r>
-        <w:rPr>
-          <w:rStyle w:val="NormalTok"/>
-          <w:rFonts w:cs="Calibri"/>
-        </w:rPr>
-        <w:t xml:space="preserve">  </w:t>
-      </w:r>
-      <w:r>
-        <w:rPr>
-          <w:rStyle w:val="OtherTok"/>
-          <w:rFonts w:cs="Calibri"/>
-        </w:rPr>
-        <w:t>"refUpdatedBy"</w:t>
-      </w:r>
-      <w:r>
-        <w:rPr>
-          <w:rStyle w:val="NormalTok"/>
-          <w:rFonts w:cs="Calibri"/>
-        </w:rPr>
-        <w:t xml:space="preserve">                 </w:t>
-      </w:r>
-      <w:r>
-        <w:rPr>
-          <w:rStyle w:val="DataTypeTok"/>
-          <w:rFonts w:cs="Calibri"/>
-        </w:rPr>
-        <w:t>varchar</w:t>
-      </w:r>
-      <w:r>
-        <w:rPr>
-          <w:rStyle w:val="NormalTok"/>
-          <w:rFonts w:cs="Calibri"/>
-        </w:rPr>
-        <w:t>(</w:t>
-      </w:r>
-      <w:r>
-        <w:rPr>
-          <w:rStyle w:val="DecValTok"/>
-          <w:rFonts w:cs="Calibri"/>
-        </w:rPr>
-        <w:t>100</w:t>
-      </w:r>
-      <w:r>
-        <w:rPr>
-          <w:rStyle w:val="NormalTok"/>
-          <w:rFonts w:cs="Calibri"/>
-        </w:rPr>
-        <w:t xml:space="preserve">) </w:t>
-      </w:r>
-      <w:r>
-        <w:rPr>
-          <w:rStyle w:val="KeywordTok"/>
-          <w:rFonts w:cs="Calibri"/>
-        </w:rPr>
-        <w:t>NULL</w:t>
-      </w:r>
-      <w:r>
-        <w:rPr>
-          <w:rStyle w:val="NormalTok"/>
-          <w:rFonts w:cs="Calibri"/>
-        </w:rPr>
-        <w:t>,</w:t>
-      </w:r>
-      <w:r>
-        <w:rPr>
-          <w:rFonts w:cs="Calibri"/>
-        </w:rPr>
-        <w:br/>
-      </w:r>
-      <w:r>
-        <w:rPr>
-          <w:rStyle w:val="NormalTok"/>
-          <w:rFonts w:cs="Calibri"/>
-        </w:rPr>
-        <w:t xml:space="preserve">  </w:t>
-      </w:r>
-      <w:r>
-        <w:rPr>
-          <w:rStyle w:val="OtherTok"/>
-          <w:rFonts w:cs="Calibri"/>
-        </w:rPr>
-        <w:t>"dt</w:t>
-      </w:r>
-      <w:r>
-        <w:rPr>
-          <w:rStyle w:val="OtherTok"/>
-          <w:rFonts w:cs="Calibri"/>
-        </w:rPr>
-        <w:t>Updated"</w:t>
+        <w:t>"dtUpdated"</w:t>
       </w:r>
       <w:r>
         <w:rPr>
@@ -33844,14 +33686,7 @@
           <w:rStyle w:val="KeywordTok"/>
           <w:rFonts w:cs="Calibri"/>
         </w:rPr>
-        <w:t>REFERENC</w:t>
-      </w:r>
-      <w:r>
-        <w:rPr>
-          <w:rStyle w:val="KeywordTok"/>
-          <w:rFonts w:cs="Calibri"/>
-        </w:rPr>
-        <w:t>ES</w:t>
+        <w:t>REFERENCES</w:t>
       </w:r>
       <w:r>
         <w:rPr>
@@ -35051,7 +34886,7 @@
     <w:p>
       <w:bookmarkStart w:id="94" w:name="integrasi-sistem"/>
       <w:bookmarkEnd w:id="87"/>
-      <w:bookmarkEnd w:id="88"/>
+      <w:bookmarkEnd w:id="89"/>
       <w:r>
         <w:br w:type="page"/>
       </w:r>
@@ -35075,8 +34910,8 @@
       <w:pPr>
         <w:pStyle w:val="Heading3"/>
       </w:pPr>
-      <w:bookmarkStart w:id="96" w:name="peta-integrasi"/>
-      <w:bookmarkStart w:id="97" w:name="_Toc236123914"/>
+      <w:bookmarkStart w:id="96" w:name="_Toc236123914"/>
+      <w:bookmarkStart w:id="97" w:name="peta-integrasi"/>
       <w:r>
         <w:rPr>
           <w:rFonts w:ascii="Calibri" w:hAnsi="Calibri" w:cs="Calibri"/>
@@ -35084,7 +34919,7 @@
         </w:rPr>
         <w:t>10.1 Peta Integrasi</w:t>
       </w:r>
-      <w:bookmarkEnd w:id="97"/>
+      <w:bookmarkEnd w:id="96"/>
     </w:p>
     <w:tbl>
       <w:tblPr>
@@ -35668,15 +35503,7 @@
                 <w:b/>
                 <w:sz w:val="18"/>
               </w:rPr>
-              <w:t>T</w:t>
-            </w:r>
-            <w:r>
-              <w:rPr>
-                <w:rFonts w:cs="Calibri"/>
-                <w:b/>
-                <w:sz w:val="18"/>
-              </w:rPr>
-              <w:t>ipe</w:t>
+              <w:t>Tipe</w:t>
             </w:r>
           </w:p>
         </w:tc>
@@ -36313,9 +36140,9 @@
       <w:pPr>
         <w:pStyle w:val="Heading3"/>
       </w:pPr>
-      <w:bookmarkStart w:id="98" w:name="keterkaitan-fsd-lain"/>
-      <w:bookmarkStart w:id="99" w:name="_Toc236123915"/>
-      <w:bookmarkEnd w:id="90"/>
+      <w:bookmarkStart w:id="98" w:name="_Toc236123915"/>
+      <w:bookmarkStart w:id="99" w:name="keterkaitan-fsd-lain"/>
+      <w:bookmarkEnd w:id="91"/>
       <w:r>
         <w:rPr>
           <w:rFonts w:ascii="Calibri" w:hAnsi="Calibri" w:cs="Calibri"/>
@@ -36324,7 +36151,7 @@
         <w:lastRenderedPageBreak/>
         <w:t>10.2 Keterkaitan FSD Lain</w:t>
       </w:r>
-      <w:bookmarkEnd w:id="99"/>
+      <w:bookmarkEnd w:id="98"/>
     </w:p>
     <w:tbl>
       <w:tblPr>
@@ -36587,7 +36414,7 @@
     </w:p>
     <w:p>
       <w:bookmarkStart w:id="100" w:name="appendix"/>
-      <w:bookmarkEnd w:id="92"/>
+      <w:bookmarkEnd w:id="93"/>
       <w:bookmarkEnd w:id="94"/>
       <w:r>
         <w:br w:type="page"/>
@@ -36612,8 +36439,8 @@
       <w:pPr>
         <w:pStyle w:val="Heading3"/>
       </w:pPr>
-      <w:bookmarkStart w:id="102" w:name="glosarium"/>
-      <w:bookmarkStart w:id="103" w:name="_Toc236123917"/>
+      <w:bookmarkStart w:id="102" w:name="_Toc236123917"/>
+      <w:bookmarkStart w:id="103" w:name="glosarium"/>
       <w:r>
         <w:rPr>
           <w:rFonts w:ascii="Calibri" w:hAnsi="Calibri" w:cs="Calibri"/>
@@ -36621,7 +36448,7 @@
         </w:rPr>
         <w:t>11.1 Glosarium</w:t>
       </w:r>
-      <w:bookmarkEnd w:id="103"/>
+      <w:bookmarkEnd w:id="102"/>
     </w:p>
     <w:tbl>
       <w:tblPr>
@@ -36802,14 +36629,7 @@
                 <w:rFonts w:cs="Calibri"/>
                 <w:sz w:val="18"/>
               </w:rPr>
-              <w:t>Subdist yang tampil di Index (bolIsParent = true</w:t>
-            </w:r>
-            <w:r>
-              <w:rPr>
-                <w:rFonts w:cs="Calibri"/>
-                <w:sz w:val="18"/>
-              </w:rPr>
-              <w:t>) dan dapat memetakan child/activity</w:t>
+              <w:t>Subdist yang tampil di Index (bolIsParent = true) dan dapat memetakan child/activity</w:t>
             </w:r>
           </w:p>
         </w:tc>
@@ -37257,14 +37077,7 @@
                 <w:rFonts w:cs="Calibri"/>
                 <w:sz w:val="18"/>
               </w:rPr>
-              <w:t>Ledger BI tiruan di prototy</w:t>
-            </w:r>
-            <w:r>
-              <w:rPr>
-                <w:rFonts w:cs="Calibri"/>
-                <w:sz w:val="18"/>
-              </w:rPr>
-              <w:t>pe</w:t>
+              <w:t>Ledger BI tiruan di prototype</w:t>
             </w:r>
           </w:p>
         </w:tc>
@@ -37289,7 +37102,7 @@
         <w:pStyle w:val="Heading3"/>
       </w:pPr>
       <w:bookmarkStart w:id="104" w:name="_Toc236123918"/>
-      <w:bookmarkEnd w:id="96"/>
+      <w:bookmarkEnd w:id="97"/>
       <w:r>
         <w:rPr>
           <w:rFonts w:ascii="Calibri" w:hAnsi="Calibri" w:cs="Calibri"/>
@@ -37660,7 +37473,7 @@
         <w:pStyle w:val="Heading3"/>
       </w:pPr>
       <w:bookmarkStart w:id="105" w:name="_Toc236123919"/>
-      <w:bookmarkEnd w:id="98"/>
+      <w:bookmarkEnd w:id="99"/>
       <w:r>
         <w:rPr>
           <w:rFonts w:ascii="Calibri" w:hAnsi="Calibri" w:cs="Calibri"/>
@@ -38189,7 +38002,7 @@
         <w:t>Tabel 11.3.1 — Area</w:t>
       </w:r>
       <w:bookmarkEnd w:id="100"/>
-      <w:bookmarkEnd w:id="102"/>
+      <w:bookmarkEnd w:id="103"/>
     </w:p>
     <w:sectPr>
       <w:pgSz w:w="12240" w:h="15840"/>
